--- a/templates/Protokol_2_Template.docx
+++ b/templates/Protokol_2_Template.docx
@@ -5,10 +5,7 @@
     <w:p>
       <w:pPr>
         <w:spacing w:before="200" w:after="80"/>
-        <w:jc w:val="center"/>
-      </w:pPr>
-      <w:bookmarkStart w:id="0" w:name="_GoBack"/>
-      <w:bookmarkEnd w:id="0"/>
+      </w:pPr>
       <w:r>
         <w:rPr>
           <w:rFonts w:ascii="Garamond" w:eastAsia="Garamond" w:hAnsi="Garamond" w:cs="Garamond"/>
@@ -83,7 +80,7 @@
     <w:p>
       <w:pPr>
         <w:tabs>
-          <w:tab w:val="left" w:pos="2000"/>
+          <w:tab w:val="left" w:pos="2268"/>
         </w:tabs>
         <w:spacing w:before="40" w:after="40"/>
       </w:pPr>
@@ -122,9 +119,15 @@
     <w:p>
       <w:pPr>
         <w:tabs>
-          <w:tab w:val="left" w:pos="2000"/>
+          <w:tab w:val="left" w:pos="2268"/>
         </w:tabs>
         <w:spacing w:before="40" w:after="40"/>
+        <w:rPr>
+          <w:rFonts w:ascii="Garamond" w:eastAsia="Garamond" w:hAnsi="Garamond" w:cs="Garamond"/>
+          <w:color w:val="6B7280"/>
+          <w:sz w:val="24"/>
+          <w:szCs w:val="24"/>
+        </w:rPr>
       </w:pPr>
       <w:r>
         <w:rPr>
@@ -161,7 +164,33 @@
     <w:p>
       <w:pPr>
         <w:tabs>
-          <w:tab w:val="left" w:pos="2000"/>
+          <w:tab w:val="left" w:pos="2268"/>
+        </w:tabs>
+        <w:spacing w:before="40" w:after="40"/>
+      </w:pPr>
+      <w:r>
+        <w:rPr>
+          <w:rFonts w:ascii="Garamond" w:eastAsia="Garamond" w:hAnsi="Garamond" w:cs="Garamond"/>
+          <w:color w:val="6B7280"/>
+          <w:sz w:val="24"/>
+          <w:szCs w:val="24"/>
+        </w:rPr>
+        <w:tab/>
+      </w:r>
+      <w:r>
+        <w:rPr>
+          <w:rFonts w:ascii="Garamond" w:eastAsia="Garamond" w:hAnsi="Garamond" w:cs="Garamond"/>
+          <w:color w:val="6B7280"/>
+          <w:sz w:val="24"/>
+          <w:szCs w:val="24"/>
+        </w:rPr>
+        <w:tab/>
+      </w:r>
+    </w:p>
+    <w:p>
+      <w:pPr>
+        <w:tabs>
+          <w:tab w:val="left" w:pos="2268"/>
         </w:tabs>
         <w:spacing w:before="40" w:after="40"/>
       </w:pPr>
@@ -200,9 +229,10 @@
     <w:p>
       <w:pPr>
         <w:tabs>
-          <w:tab w:val="left" w:pos="2000"/>
+          <w:tab w:val="left" w:pos="2268"/>
         </w:tabs>
         <w:spacing w:before="40" w:after="40"/>
+        <w:ind w:left="2265" w:hanging="2265"/>
       </w:pPr>
       <w:r>
         <w:rPr>
@@ -229,31 +259,31 @@
       <w:r>
         <w:rPr>
           <w:rFonts w:ascii="Garamond" w:eastAsia="Garamond" w:hAnsi="Garamond" w:cs="Garamond"/>
-          <w:color w:val="6B7280"/>
-          <w:sz w:val="24"/>
-          <w:szCs w:val="24"/>
-        </w:rPr>
-        <w:t>{{Консултант_Фирма}}, ЕИК {{Консултант_ЕИК}}, {{Консултант_Адрес}}, инж. {{Консултант_Управител}} — Управител</w:t>
-      </w:r>
-    </w:p>
-    <w:p>
-      <w:pPr>
-        <w:tabs>
-          <w:tab w:val="left" w:pos="2000"/>
-        </w:tabs>
-        <w:spacing w:before="40" w:after="40"/>
-      </w:pPr>
-      <w:r>
-        <w:rPr>
-          <w:rFonts w:ascii="Garamond" w:eastAsia="Garamond" w:hAnsi="Garamond" w:cs="Garamond"/>
           <w:b/>
           <w:bCs/>
           <w:color w:val="2D3561"/>
           <w:sz w:val="24"/>
           <w:szCs w:val="24"/>
         </w:rPr>
-        <w:t>Техн. ръководител:</w:t>
-      </w:r>
+        <w:tab/>
+      </w:r>
+      <w:r>
+        <w:rPr>
+          <w:rFonts w:ascii="Garamond" w:eastAsia="Garamond" w:hAnsi="Garamond" w:cs="Garamond"/>
+          <w:color w:val="2D3561"/>
+          <w:sz w:val="24"/>
+          <w:szCs w:val="24"/>
+        </w:rPr>
+        <w:t>{{Консултант_Фирма}}, ЕИК {{Консултант_ЕИК}}, {{Консултант_Адрес}}, {{Консултант_Управител}} — Управител</w:t>
+      </w:r>
+    </w:p>
+    <w:p>
+      <w:pPr>
+        <w:tabs>
+          <w:tab w:val="left" w:pos="2268"/>
+        </w:tabs>
+        <w:spacing w:before="40" w:after="40"/>
+      </w:pPr>
       <w:r>
         <w:rPr>
           <w:rFonts w:ascii="Garamond" w:eastAsia="Garamond" w:hAnsi="Garamond" w:cs="Garamond"/>
@@ -263,25 +293,8 @@
           <w:sz w:val="24"/>
           <w:szCs w:val="24"/>
         </w:rPr>
-        <w:tab/>
-      </w:r>
-      <w:r>
-        <w:rPr>
-          <w:rFonts w:ascii="Garamond" w:eastAsia="Garamond" w:hAnsi="Garamond" w:cs="Garamond"/>
-          <w:color w:val="6B7280"/>
-          <w:sz w:val="24"/>
-          <w:szCs w:val="24"/>
-        </w:rPr>
-        <w:t>{{Строител_ТехРък}}</w:t>
-      </w:r>
-    </w:p>
-    <w:p>
-      <w:pPr>
-        <w:tabs>
-          <w:tab w:val="left" w:pos="2000"/>
-        </w:tabs>
-        <w:spacing w:before="40" w:after="40"/>
-      </w:pPr>
+        <w:t>Техн. ръководител:</w:t>
+      </w:r>
       <w:r>
         <w:rPr>
           <w:rFonts w:ascii="Garamond" w:eastAsia="Garamond" w:hAnsi="Garamond" w:cs="Garamond"/>
@@ -291,8 +304,26 @@
           <w:sz w:val="24"/>
           <w:szCs w:val="24"/>
         </w:rPr>
-        <w:t>Строител:</w:t>
-      </w:r>
+        <w:tab/>
+      </w:r>
+      <w:r>
+        <w:rPr>
+          <w:rFonts w:ascii="Garamond" w:eastAsia="Garamond" w:hAnsi="Garamond" w:cs="Garamond"/>
+          <w:color w:val="6B7280"/>
+          <w:sz w:val="24"/>
+          <w:szCs w:val="24"/>
+        </w:rPr>
+        <w:t>{{Строител_ТехРък}}</w:t>
+      </w:r>
+    </w:p>
+    <w:p>
+      <w:pPr>
+        <w:tabs>
+          <w:tab w:val="left" w:pos="2268"/>
+        </w:tabs>
+        <w:spacing w:before="40" w:after="40"/>
+        <w:ind w:left="2265" w:hanging="2265"/>
+      </w:pPr>
       <w:r>
         <w:rPr>
           <w:rFonts w:ascii="Garamond" w:eastAsia="Garamond" w:hAnsi="Garamond" w:cs="Garamond"/>
@@ -302,25 +333,38 @@
           <w:sz w:val="24"/>
           <w:szCs w:val="24"/>
         </w:rPr>
+        <w:t>Строител:</w:t>
+      </w:r>
+      <w:r>
+        <w:rPr>
+          <w:rFonts w:ascii="Garamond" w:eastAsia="Garamond" w:hAnsi="Garamond" w:cs="Garamond"/>
+          <w:b/>
+          <w:bCs/>
+          <w:color w:val="2D3561"/>
+          <w:sz w:val="24"/>
+          <w:szCs w:val="24"/>
+        </w:rPr>
         <w:tab/>
       </w:r>
       <w:r>
         <w:rPr>
           <w:rFonts w:ascii="Garamond" w:eastAsia="Garamond" w:hAnsi="Garamond" w:cs="Garamond"/>
-          <w:color w:val="6B7280"/>
-          <w:sz w:val="24"/>
-          <w:szCs w:val="24"/>
-        </w:rPr>
-        <w:t>{{Строител_Фирма}}, ЕИК {{Строител_ЕИК}}, {{Строител_Адрес}}, представлявано от {{Строител_Управи</w:t>
-      </w:r>
-      <w:r>
-        <w:rPr>
-          <w:rFonts w:ascii="Garamond" w:eastAsia="Garamond" w:hAnsi="Garamond" w:cs="Garamond"/>
-          <w:color w:val="6B7280"/>
-          <w:sz w:val="24"/>
-          <w:szCs w:val="24"/>
-        </w:rPr>
-        <w:t>тел}}</w:t>
+          <w:b/>
+          <w:bCs/>
+          <w:color w:val="2D3561"/>
+          <w:sz w:val="24"/>
+          <w:szCs w:val="24"/>
+        </w:rPr>
+        <w:tab/>
+      </w:r>
+      <w:r>
+        <w:rPr>
+          <w:rFonts w:ascii="Garamond" w:eastAsia="Garamond" w:hAnsi="Garamond" w:cs="Garamond"/>
+          <w:color w:val="6B7280"/>
+          <w:sz w:val="24"/>
+          <w:szCs w:val="24"/>
+        </w:rPr>
+        <w:t>{{Строител_Фирма}}, ЕИК {{Строител_ЕИК}}, {{Строител_Адрес}}, представлявано от {{Строител_Управител}}</w:t>
       </w:r>
     </w:p>
     <w:p>
@@ -353,7 +397,6 @@
     <w:p>
       <w:pPr>
         <w:spacing w:before="60" w:after="60"/>
-        <w:jc w:val="both"/>
       </w:pPr>
       <w:r>
         <w:rPr>
@@ -369,22 +412,20 @@
     <w:p>
       <w:pPr>
         <w:spacing w:before="60" w:after="60"/>
-        <w:jc w:val="both"/>
-      </w:pPr>
-      <w:r>
-        <w:rPr>
-          <w:rFonts w:ascii="Garamond" w:eastAsia="Garamond" w:hAnsi="Garamond" w:cs="Garamond"/>
-          <w:color w:val="1F2937"/>
-          <w:sz w:val="24"/>
-          <w:szCs w:val="24"/>
-        </w:rPr>
-        <w:t>А. Консултанта: инж. {{Консултант_Управител}} — Управител, {{Консултант_Фирма}}</w:t>
-      </w:r>
-    </w:p>
-    <w:p>
-      <w:pPr>
-        <w:spacing w:before="60" w:after="60"/>
-        <w:jc w:val="both"/>
+      </w:pPr>
+      <w:r>
+        <w:rPr>
+          <w:rFonts w:ascii="Garamond" w:eastAsia="Garamond" w:hAnsi="Garamond" w:cs="Garamond"/>
+          <w:color w:val="1F2937"/>
+          <w:sz w:val="24"/>
+          <w:szCs w:val="24"/>
+        </w:rPr>
+        <w:t>А. Консултанта: {{Консултант_Управител}} — Управител, {{Консултант_Фирма}}</w:t>
+      </w:r>
+    </w:p>
+    <w:p>
+      <w:pPr>
+        <w:spacing w:before="60" w:after="60"/>
       </w:pPr>
       <w:r>
         <w:rPr>
@@ -399,7 +440,6 @@
     <w:p>
       <w:pPr>
         <w:spacing w:before="60" w:after="60"/>
-        <w:jc w:val="both"/>
       </w:pPr>
       <w:r>
         <w:rPr>
@@ -414,31 +454,20 @@
     <w:p>
       <w:pPr>
         <w:spacing w:before="60" w:after="60"/>
-        <w:jc w:val="both"/>
-      </w:pPr>
-      <w:r>
-        <w:rPr>
-          <w:rFonts w:ascii="Garamond" w:eastAsia="Garamond" w:hAnsi="Garamond" w:cs="Garamond"/>
-          <w:color w:val="1F2937"/>
-          <w:sz w:val="24"/>
-          <w:szCs w:val="24"/>
-        </w:rPr>
-        <w:t>Б. Възложителя: {{Възложит</w:t>
-      </w:r>
-      <w:r>
-        <w:rPr>
-          <w:rFonts w:ascii="Garamond" w:eastAsia="Garamond" w:hAnsi="Garamond" w:cs="Garamond"/>
-          <w:color w:val="1F2937"/>
-          <w:sz w:val="24"/>
-          <w:szCs w:val="24"/>
-        </w:rPr>
-        <w:t>ел_Блок}}</w:t>
-      </w:r>
-    </w:p>
-    <w:p>
-      <w:pPr>
-        <w:spacing w:before="60" w:after="60"/>
-        <w:jc w:val="both"/>
+      </w:pPr>
+      <w:r>
+        <w:rPr>
+          <w:rFonts w:ascii="Garamond" w:eastAsia="Garamond" w:hAnsi="Garamond" w:cs="Garamond"/>
+          <w:color w:val="1F2937"/>
+          <w:sz w:val="24"/>
+          <w:szCs w:val="24"/>
+        </w:rPr>
+        <w:t>Б. Възложителя: {{Възложител_Блок}}</w:t>
+      </w:r>
+    </w:p>
+    <w:p>
+      <w:pPr>
+        <w:spacing w:before="60" w:after="60"/>
       </w:pPr>
       <w:r>
         <w:rPr>
@@ -453,7 +482,6 @@
     <w:p>
       <w:pPr>
         <w:spacing w:before="60" w:after="60"/>
-        <w:jc w:val="both"/>
       </w:pPr>
       <w:r>
         <w:rPr>
@@ -469,7 +497,6 @@
     <w:p>
       <w:pPr>
         <w:spacing w:before="60" w:after="60"/>
-        <w:jc w:val="both"/>
       </w:pPr>
       <w:r>
         <w:rPr>
@@ -485,7 +512,6 @@
     <w:p>
       <w:pPr>
         <w:spacing w:before="60" w:after="60"/>
-        <w:jc w:val="both"/>
       </w:pPr>
       <w:r>
         <w:rPr>
@@ -500,7 +526,6 @@
     <w:p>
       <w:pPr>
         <w:spacing w:before="60" w:after="60"/>
-        <w:jc w:val="both"/>
       </w:pPr>
       <w:r>
         <w:rPr>
@@ -515,224 +540,366 @@
     <w:p>
       <w:pPr>
         <w:spacing w:before="60" w:after="60"/>
-        <w:jc w:val="both"/>
-      </w:pPr>
-      <w:r>
-        <w:rPr>
-          <w:rFonts w:ascii="Garamond" w:eastAsia="Garamond" w:hAnsi="Garamond" w:cs="Garamond"/>
-          <w:color w:val="1F2937"/>
-          <w:sz w:val="24"/>
-          <w:szCs w:val="24"/>
-        </w:rPr>
-        <w:t>1.2. За заемане на тротоар: ______________________________________________</w:t>
-      </w:r>
-    </w:p>
-    <w:p>
-      <w:pPr>
-        <w:spacing w:before="60" w:after="60"/>
-        <w:jc w:val="both"/>
-      </w:pPr>
-      <w:r>
-        <w:rPr>
-          <w:rFonts w:ascii="Garamond" w:eastAsia="Garamond" w:hAnsi="Garamond" w:cs="Garamond"/>
-          <w:color w:val="1F2937"/>
-          <w:sz w:val="24"/>
-          <w:szCs w:val="24"/>
-        </w:rPr>
-        <w:t>1.3. За преминаване на строителна техника: ______________________________________________</w:t>
-      </w:r>
-    </w:p>
-    <w:p>
-      <w:pPr>
-        <w:spacing w:before="60" w:after="60"/>
-        <w:jc w:val="both"/>
-      </w:pPr>
-      <w:r>
-        <w:rPr>
-          <w:rFonts w:ascii="Garamond" w:eastAsia="Garamond" w:hAnsi="Garamond" w:cs="Garamond"/>
-          <w:color w:val="1F2937"/>
-          <w:sz w:val="24"/>
-          <w:szCs w:val="24"/>
-        </w:rPr>
-        <w:t>1.4. За ограждане на строителна площадка: ______________________________________________</w:t>
-      </w:r>
-    </w:p>
-    <w:p>
-      <w:pPr>
-        <w:spacing w:before="60" w:after="60"/>
-        <w:jc w:val="both"/>
-      </w:pPr>
-      <w:r>
-        <w:rPr>
-          <w:rFonts w:ascii="Garamond" w:eastAsia="Garamond" w:hAnsi="Garamond" w:cs="Garamond"/>
-          <w:color w:val="1F2937"/>
-          <w:sz w:val="24"/>
-          <w:szCs w:val="24"/>
-        </w:rPr>
-        <w:t>1.5. За извозване на хумус: ______________________________________________</w:t>
-      </w:r>
-    </w:p>
-    <w:p>
-      <w:pPr>
-        <w:spacing w:before="60" w:after="60"/>
-        <w:jc w:val="both"/>
-      </w:pPr>
-      <w:r>
-        <w:rPr>
-          <w:rFonts w:ascii="Garamond" w:eastAsia="Garamond" w:hAnsi="Garamond" w:cs="Garamond"/>
-          <w:color w:val="1F2937"/>
-          <w:sz w:val="24"/>
-          <w:szCs w:val="24"/>
-        </w:rPr>
-        <w:t>1.6. За извозване на земни маси: ______________________________________________</w:t>
-      </w:r>
-    </w:p>
-    <w:p>
-      <w:pPr>
-        <w:spacing w:before="60" w:after="60"/>
-        <w:jc w:val="both"/>
-      </w:pPr>
-      <w:r>
-        <w:rPr>
-          <w:rFonts w:ascii="Garamond" w:eastAsia="Garamond" w:hAnsi="Garamond" w:cs="Garamond"/>
-          <w:color w:val="1F2937"/>
-          <w:sz w:val="24"/>
-          <w:szCs w:val="24"/>
-        </w:rPr>
-        <w:t>1.7. За извозване на строителни отпадъци: ______________________________________________</w:t>
+      </w:pPr>
+      <w:r>
+        <w:rPr>
+          <w:rFonts w:ascii="Garamond" w:eastAsia="Garamond" w:hAnsi="Garamond" w:cs="Garamond"/>
+          <w:color w:val="1F2937"/>
+          <w:sz w:val="24"/>
+          <w:szCs w:val="24"/>
+        </w:rPr>
+        <w:t xml:space="preserve">1.2. За заемане на тротоар: </w:t>
+      </w:r>
+      <w:r>
+        <w:rPr>
+          <w:rFonts w:ascii="Garamond" w:eastAsia="Garamond" w:hAnsi="Garamond" w:cs="Garamond"/>
+          <w:color w:val="1F2937"/>
+          <w:sz w:val="24"/>
+          <w:szCs w:val="24"/>
+        </w:rPr>
+        <w:t>съгласно график за СМР и проект за ВОД, съгласувани с ОБД и КАТ....................................</w:t>
+      </w:r>
+    </w:p>
+    <w:p>
+      <w:pPr>
+        <w:spacing w:before="60" w:after="60"/>
+      </w:pPr>
+      <w:r>
+        <w:rPr>
+          <w:rFonts w:ascii="Garamond" w:eastAsia="Garamond" w:hAnsi="Garamond" w:cs="Garamond"/>
+          <w:color w:val="1F2937"/>
+          <w:sz w:val="24"/>
+          <w:szCs w:val="24"/>
+        </w:rPr>
+        <w:t xml:space="preserve">1.3. За преминаване на строителна техника: </w:t>
+      </w:r>
+      <w:r>
+        <w:rPr>
+          <w:rFonts w:ascii="Garamond" w:eastAsia="Garamond" w:hAnsi="Garamond" w:cs="Garamond"/>
+          <w:color w:val="1F2937"/>
+          <w:sz w:val="24"/>
+          <w:szCs w:val="24"/>
+        </w:rPr>
+        <w:t>Направление №..........</w:t>
+      </w:r>
+    </w:p>
+    <w:p>
+      <w:pPr>
+        <w:spacing w:before="60" w:after="60"/>
+        <w:rPr>
+          <w:rFonts w:ascii="Garamond" w:eastAsia="Garamond" w:hAnsi="Garamond" w:cs="Garamond"/>
+          <w:color w:val="1F2937"/>
+          <w:sz w:val="24"/>
+          <w:szCs w:val="24"/>
+        </w:rPr>
+      </w:pPr>
+      <w:r>
+        <w:rPr>
+          <w:rFonts w:ascii="Garamond" w:eastAsia="Garamond" w:hAnsi="Garamond" w:cs="Garamond"/>
+          <w:color w:val="1F2937"/>
+          <w:sz w:val="24"/>
+          <w:szCs w:val="24"/>
+        </w:rPr>
+        <w:t xml:space="preserve">1.4. За ограждане на строителна площадка: </w:t>
+      </w:r>
+      <w:r>
+        <w:rPr>
+          <w:rFonts w:ascii="Garamond" w:eastAsia="Garamond" w:hAnsi="Garamond" w:cs="Garamond"/>
+          <w:color w:val="1F2937"/>
+          <w:sz w:val="24"/>
+          <w:szCs w:val="24"/>
+        </w:rPr>
+        <w:t>с временна ограда с височина 2м,</w:t>
+      </w:r>
+    </w:p>
+    <w:p>
+      <w:pPr>
+        <w:spacing w:before="60" w:after="60"/>
+        <w:rPr>
+          <w:rFonts w:ascii="Garamond" w:eastAsia="Garamond" w:hAnsi="Garamond" w:cs="Garamond"/>
+          <w:color w:val="1F2937"/>
+          <w:sz w:val="24"/>
+          <w:szCs w:val="24"/>
+        </w:rPr>
+      </w:pPr>
+      <w:r>
+        <w:rPr>
+          <w:rFonts w:ascii="Garamond" w:eastAsia="Garamond" w:hAnsi="Garamond" w:cs="Garamond"/>
+          <w:color w:val="1F2937"/>
+          <w:sz w:val="24"/>
+          <w:szCs w:val="24"/>
+        </w:rPr>
+        <w:t xml:space="preserve">     разположена от четирите страни на обекта / изкопа / и спрямо уличната</w:t>
+      </w:r>
+    </w:p>
+    <w:p>
+      <w:pPr>
+        <w:spacing w:before="60" w:after="60"/>
+        <w:rPr>
+          <w:rFonts w:ascii="Garamond" w:eastAsia="Garamond" w:hAnsi="Garamond" w:cs="Garamond"/>
+          <w:color w:val="1F2937"/>
+          <w:sz w:val="24"/>
+          <w:szCs w:val="24"/>
+        </w:rPr>
+      </w:pPr>
+      <w:r>
+        <w:rPr>
+          <w:rFonts w:ascii="Garamond" w:eastAsia="Garamond" w:hAnsi="Garamond" w:cs="Garamond"/>
+          <w:color w:val="1F2937"/>
+          <w:sz w:val="24"/>
+          <w:szCs w:val="24"/>
+        </w:rPr>
+        <w:t xml:space="preserve">     регулационна линия съгласно чертеж – Стройгенплан и график за СМР от</w:t>
+      </w:r>
+    </w:p>
+    <w:p>
+      <w:pPr>
+        <w:spacing w:before="60" w:after="60"/>
+      </w:pPr>
+      <w:r>
+        <w:rPr>
+          <w:rFonts w:ascii="Garamond" w:eastAsia="Garamond" w:hAnsi="Garamond" w:cs="Garamond"/>
+          <w:color w:val="1F2937"/>
+          <w:sz w:val="24"/>
+          <w:szCs w:val="24"/>
+        </w:rPr>
+        <w:t xml:space="preserve">     проекта по ПБЗ – съгласуван с ОБД И КАТ</w:t>
+      </w:r>
+    </w:p>
+    <w:p>
+      <w:pPr>
+        <w:spacing w:before="60" w:after="60"/>
+      </w:pPr>
+      <w:r>
+        <w:rPr>
+          <w:rFonts w:ascii="Garamond" w:eastAsia="Garamond" w:hAnsi="Garamond" w:cs="Garamond"/>
+          <w:color w:val="1F2937"/>
+          <w:sz w:val="24"/>
+          <w:szCs w:val="24"/>
+        </w:rPr>
+        <w:t xml:space="preserve">1.5. За извозване на хумус: </w:t>
+      </w:r>
+      <w:r>
+        <w:rPr>
+          <w:rFonts w:ascii="Garamond" w:eastAsia="Garamond" w:hAnsi="Garamond" w:cs="Garamond"/>
+          <w:color w:val="1F2937"/>
+          <w:sz w:val="24"/>
+          <w:szCs w:val="24"/>
+        </w:rPr>
+        <w:t>Разрешително от Земни маси ... .......№  ... / ...........</w:t>
+      </w:r>
+    </w:p>
+    <w:p>
+      <w:pPr>
+        <w:spacing w:before="60" w:after="60"/>
+      </w:pPr>
+      <w:r>
+        <w:rPr>
+          <w:rFonts w:ascii="Garamond" w:eastAsia="Garamond" w:hAnsi="Garamond" w:cs="Garamond"/>
+          <w:color w:val="1F2937"/>
+          <w:sz w:val="24"/>
+          <w:szCs w:val="24"/>
+        </w:rPr>
+        <w:t xml:space="preserve">1.6. За извозване на земни маси: </w:t>
+      </w:r>
+      <w:r>
+        <w:rPr>
+          <w:rFonts w:ascii="Garamond" w:eastAsia="Garamond" w:hAnsi="Garamond" w:cs="Garamond"/>
+          <w:color w:val="1F2937"/>
+          <w:sz w:val="24"/>
+          <w:szCs w:val="24"/>
+        </w:rPr>
+        <w:t>Разрешително от Земни маси ... .......№  ... / ...........</w:t>
+      </w:r>
+    </w:p>
+    <w:p>
+      <w:pPr>
+        <w:spacing w:before="60" w:after="60"/>
+        <w:rPr>
+          <w:rFonts w:ascii="Garamond" w:eastAsia="Garamond" w:hAnsi="Garamond" w:cs="Garamond"/>
+          <w:color w:val="1F2937"/>
+          <w:sz w:val="24"/>
+          <w:szCs w:val="24"/>
+        </w:rPr>
+      </w:pPr>
+      <w:r>
+        <w:rPr>
+          <w:rFonts w:ascii="Garamond" w:eastAsia="Garamond" w:hAnsi="Garamond" w:cs="Garamond"/>
+          <w:color w:val="1F2937"/>
+          <w:sz w:val="24"/>
+          <w:szCs w:val="24"/>
+        </w:rPr>
+        <w:t>1.7. За извозване на строителни отпадъци: ______________</w:t>
+      </w:r>
+      <w:r>
+        <w:rPr>
+          <w:rFonts w:ascii="Garamond" w:eastAsia="Garamond" w:hAnsi="Garamond" w:cs="Garamond"/>
+          <w:color w:val="1F2937"/>
+          <w:sz w:val="24"/>
+          <w:szCs w:val="24"/>
+        </w:rPr>
+        <w:t>______________________</w:t>
+      </w:r>
+    </w:p>
+    <w:p>
+      <w:pPr>
+        <w:spacing w:before="60" w:after="60"/>
+        <w:rPr>
+          <w:rFonts w:ascii="Garamond" w:eastAsia="Garamond" w:hAnsi="Garamond" w:cs="Garamond"/>
+          <w:color w:val="1F2937"/>
+          <w:sz w:val="24"/>
+          <w:szCs w:val="24"/>
+        </w:rPr>
+      </w:pPr>
+      <w:r>
+        <w:rPr>
+          <w:rFonts w:ascii="Garamond" w:eastAsia="Garamond" w:hAnsi="Garamond" w:cs="Garamond"/>
+          <w:color w:val="1F2937"/>
+          <w:sz w:val="24"/>
+          <w:szCs w:val="24"/>
+        </w:rPr>
+        <w:t>1.8. За изкореняване (отсичане) на съществуващи дървета и др.:</w:t>
+      </w:r>
+    </w:p>
+    <w:p>
+      <w:r>
+        <w:rPr>
+          <w:rFonts w:ascii="Garamond" w:eastAsia="Garamond" w:hAnsi="Garamond" w:cs="Garamond"/>
+          <w:color w:val="1F2937"/>
+          <w:sz w:val="24"/>
+          <w:szCs w:val="24"/>
+        </w:rPr>
+        <w:t>____________________________________</w:t>
+      </w:r>
+    </w:p>
+    <w:p>
+      <w:pPr>
+        <w:spacing w:before="60" w:after="60"/>
+      </w:pPr>
+      <w:r>
+        <w:rPr>
+          <w:rFonts w:ascii="Garamond" w:eastAsia="Garamond" w:hAnsi="Garamond" w:cs="Garamond"/>
+          <w:color w:val="1F2937"/>
+          <w:sz w:val="24"/>
+          <w:szCs w:val="24"/>
+        </w:rPr>
+        <w:lastRenderedPageBreak/>
+        <w:t>2.  Изходните точки на външните връзки:</w:t>
+      </w:r>
+    </w:p>
+    <w:p>
+      <w:pPr>
+        <w:spacing w:before="60" w:after="60"/>
+      </w:pPr>
+      <w:r>
+        <w:rPr>
+          <w:rFonts w:ascii="Garamond" w:eastAsia="Garamond" w:hAnsi="Garamond" w:cs="Garamond"/>
+          <w:color w:val="1F2937"/>
+          <w:sz w:val="24"/>
+          <w:szCs w:val="24"/>
+        </w:rPr>
+        <w:t>2.1. За временен водопровод: {{Вода}}</w:t>
+      </w:r>
+    </w:p>
+    <w:p>
+      <w:pPr>
+        <w:spacing w:before="60" w:after="60"/>
+      </w:pPr>
+      <w:r>
+        <w:rPr>
+          <w:rFonts w:ascii="Garamond" w:eastAsia="Garamond" w:hAnsi="Garamond" w:cs="Garamond"/>
+          <w:color w:val="1F2937"/>
+          <w:sz w:val="24"/>
+          <w:szCs w:val="24"/>
+        </w:rPr>
+        <w:t>2.2. За временна канализация: {{Канализация}}</w:t>
+      </w:r>
+    </w:p>
+    <w:p>
+      <w:pPr>
+        <w:spacing w:before="60" w:after="60"/>
+      </w:pPr>
+      <w:r>
+        <w:rPr>
+          <w:rFonts w:ascii="Garamond" w:eastAsia="Garamond" w:hAnsi="Garamond" w:cs="Garamond"/>
+          <w:color w:val="1F2937"/>
+          <w:sz w:val="24"/>
+          <w:szCs w:val="24"/>
+        </w:rPr>
+        <w:t>2.3. За временно електрозахранване: {{Ел_Захранване}}</w:t>
       </w:r>
     </w:p>
     <w:p/>
     <w:p>
       <w:pPr>
         <w:spacing w:before="60" w:after="60"/>
-        <w:jc w:val="both"/>
-      </w:pPr>
-      <w:r>
-        <w:rPr>
-          <w:rFonts w:ascii="Garamond" w:eastAsia="Garamond" w:hAnsi="Garamond" w:cs="Garamond"/>
-          <w:color w:val="1F2937"/>
-          <w:sz w:val="24"/>
-          <w:szCs w:val="24"/>
-        </w:rPr>
-        <w:t>2.  Изходните точки на външните връзки:</w:t>
-      </w:r>
-    </w:p>
-    <w:p>
-      <w:pPr>
-        <w:spacing w:before="60" w:after="60"/>
-        <w:jc w:val="both"/>
-      </w:pPr>
-      <w:r>
-        <w:rPr>
-          <w:rFonts w:ascii="Garamond" w:eastAsia="Garamond" w:hAnsi="Garamond" w:cs="Garamond"/>
-          <w:color w:val="1F2937"/>
-          <w:sz w:val="24"/>
-          <w:szCs w:val="24"/>
-        </w:rPr>
-        <w:t>2.1. За временен водопровод: _________________</w:t>
-      </w:r>
-      <w:r>
-        <w:rPr>
-          <w:rFonts w:ascii="Garamond" w:eastAsia="Garamond" w:hAnsi="Garamond" w:cs="Garamond"/>
-          <w:color w:val="1F2937"/>
-          <w:sz w:val="24"/>
-          <w:szCs w:val="24"/>
-        </w:rPr>
-        <w:t>_____________________________</w:t>
-      </w:r>
-    </w:p>
-    <w:p>
-      <w:pPr>
-        <w:spacing w:before="60" w:after="60"/>
-        <w:jc w:val="both"/>
-      </w:pPr>
-      <w:r>
-        <w:rPr>
-          <w:rFonts w:ascii="Garamond" w:eastAsia="Garamond" w:hAnsi="Garamond" w:cs="Garamond"/>
-          <w:color w:val="1F2937"/>
-          <w:sz w:val="24"/>
-          <w:szCs w:val="24"/>
-        </w:rPr>
-        <w:t>2.2. За временна канализация: ______________________________________________</w:t>
-      </w:r>
-    </w:p>
-    <w:p>
-      <w:pPr>
-        <w:spacing w:before="60" w:after="60"/>
-        <w:jc w:val="both"/>
-      </w:pPr>
-      <w:r>
-        <w:rPr>
-          <w:rFonts w:ascii="Garamond" w:eastAsia="Garamond" w:hAnsi="Garamond" w:cs="Garamond"/>
-          <w:color w:val="1F2937"/>
-          <w:sz w:val="24"/>
-          <w:szCs w:val="24"/>
-        </w:rPr>
-        <w:lastRenderedPageBreak/>
-        <w:t>2.3. За временно електрозахранване: ______________________________________________</w:t>
+        <w:rPr>
+          <w:rFonts w:ascii="Garamond" w:eastAsia="Garamond" w:hAnsi="Garamond" w:cs="Garamond"/>
+          <w:color w:val="1F2937"/>
+          <w:sz w:val="24"/>
+          <w:szCs w:val="24"/>
+        </w:rPr>
+      </w:pPr>
+      <w:r>
+        <w:rPr>
+          <w:rFonts w:ascii="Garamond" w:eastAsia="Garamond" w:hAnsi="Garamond" w:cs="Garamond"/>
+          <w:color w:val="1F2937"/>
+          <w:sz w:val="24"/>
+          <w:szCs w:val="24"/>
+        </w:rPr>
+        <w:t>3.  Описание на строителната площадка:</w:t>
+      </w:r>
+      <w:r>
+        <w:rPr>
+          <w:rFonts w:ascii="Garamond" w:eastAsia="Garamond" w:hAnsi="Garamond" w:cs="Garamond"/>
+          <w:color w:val="1F2937"/>
+          <w:sz w:val="24"/>
+          <w:szCs w:val="24"/>
+        </w:rPr>
+        <w:t>{{Описание_Сграда}}</w:t>
+      </w:r>
+    </w:p>
+    <w:p>
+      <w:pPr>
+        <w:spacing w:before="60" w:after="60"/>
+      </w:pPr>
+      <w:r>
+        <w:rPr>
+          <w:rFonts w:ascii="Garamond" w:eastAsia="Garamond" w:hAnsi="Garamond" w:cs="Garamond"/>
+          <w:color w:val="1F2937"/>
+          <w:sz w:val="24"/>
+          <w:szCs w:val="24"/>
+        </w:rPr>
+        <w:t xml:space="preserve"> </w:t>
+      </w:r>
+      <w:r>
+        <w:rPr>
+          <w:rFonts w:ascii="Garamond" w:eastAsia="Garamond" w:hAnsi="Garamond" w:cs="Garamond"/>
+          <w:color w:val="1F2937"/>
+          <w:sz w:val="24"/>
+          <w:szCs w:val="24"/>
+        </w:rPr>
+        <w:t>4.  Състоянието на околното пространство е: ______________________________________________</w:t>
+      </w:r>
+    </w:p>
+    <w:p>
+      <w:pPr>
+        <w:spacing w:before="60" w:after="60"/>
+      </w:pPr>
+      <w:r>
+        <w:rPr>
+          <w:rFonts w:ascii="Garamond" w:eastAsia="Garamond" w:hAnsi="Garamond" w:cs="Garamond"/>
+          <w:color w:val="1F2937"/>
+          <w:sz w:val="24"/>
+          <w:szCs w:val="24"/>
+        </w:rPr>
+        <w:t>5.  Предвидени мерки по ПБЗ: ______________________________________________</w:t>
       </w:r>
     </w:p>
     <w:p/>
     <w:p>
       <w:pPr>
         <w:spacing w:before="60" w:after="60"/>
-        <w:jc w:val="both"/>
-      </w:pPr>
-      <w:r>
-        <w:rPr>
-          <w:rFonts w:ascii="Garamond" w:eastAsia="Garamond" w:hAnsi="Garamond" w:cs="Garamond"/>
-          <w:color w:val="1F2937"/>
-          <w:sz w:val="24"/>
-          <w:szCs w:val="24"/>
-        </w:rPr>
-        <w:t>3.  Описание на строителната площадка: __________________________</w:t>
-      </w:r>
-      <w:r>
-        <w:rPr>
-          <w:rFonts w:ascii="Garamond" w:eastAsia="Garamond" w:hAnsi="Garamond" w:cs="Garamond"/>
-          <w:color w:val="1F2937"/>
-          <w:sz w:val="24"/>
-          <w:szCs w:val="24"/>
-        </w:rPr>
-        <w:t>____________________</w:t>
-      </w:r>
-    </w:p>
-    <w:p>
-      <w:pPr>
-        <w:spacing w:before="60" w:after="60"/>
-        <w:jc w:val="both"/>
-      </w:pPr>
-      <w:r>
-        <w:rPr>
-          <w:rFonts w:ascii="Garamond" w:eastAsia="Garamond" w:hAnsi="Garamond" w:cs="Garamond"/>
-          <w:color w:val="1F2937"/>
-          <w:sz w:val="24"/>
-          <w:szCs w:val="24"/>
-        </w:rPr>
-        <w:t>4.  Състоянието на околното пространство е: ______________________________________________</w:t>
-      </w:r>
-    </w:p>
-    <w:p>
-      <w:pPr>
-        <w:spacing w:before="60" w:after="60"/>
-        <w:jc w:val="both"/>
-      </w:pPr>
-      <w:r>
-        <w:rPr>
-          <w:rFonts w:ascii="Garamond" w:eastAsia="Garamond" w:hAnsi="Garamond" w:cs="Garamond"/>
-          <w:color w:val="1F2937"/>
-          <w:sz w:val="24"/>
-          <w:szCs w:val="24"/>
-        </w:rPr>
-        <w:t>5.  Предвидени мерки по ПБЗ: ______________________________________________</w:t>
-      </w:r>
-    </w:p>
-    <w:p/>
-    <w:p>
-      <w:pPr>
-        <w:spacing w:before="60" w:after="60"/>
-        <w:jc w:val="both"/>
       </w:pPr>
       <w:r>
         <w:rPr>
@@ -1003,7 +1170,6 @@
     <w:p>
       <w:pPr>
         <w:spacing w:before="60" w:after="60"/>
-        <w:jc w:val="both"/>
       </w:pPr>
       <w:r>
         <w:rPr>
@@ -1018,31 +1184,29 @@
     <w:p>
       <w:pPr>
         <w:spacing w:before="60" w:after="60"/>
-        <w:jc w:val="both"/>
-      </w:pPr>
-      <w:r>
-        <w:rPr>
-          <w:rFonts w:ascii="Garamond" w:eastAsia="Garamond" w:hAnsi="Garamond" w:cs="Garamond"/>
-          <w:color w:val="1F2937"/>
-          <w:sz w:val="24"/>
-          <w:szCs w:val="24"/>
-        </w:rPr>
-        <w:t>А. Консултанта: инж. {{Консултан</w:t>
-      </w:r>
-      <w:r>
-        <w:rPr>
-          <w:rFonts w:ascii="Garamond" w:eastAsia="Garamond" w:hAnsi="Garamond" w:cs="Garamond"/>
-          <w:color w:val="1F2937"/>
-          <w:sz w:val="24"/>
-          <w:szCs w:val="24"/>
-        </w:rPr>
-        <w:t>т_Управител}} — Управител, {{Консултант_Фирма}}</w:t>
-      </w:r>
-    </w:p>
-    <w:p>
-      <w:pPr>
-        <w:spacing w:before="60" w:after="60"/>
-        <w:jc w:val="both"/>
+      </w:pPr>
+      <w:r>
+        <w:rPr>
+          <w:rFonts w:ascii="Garamond" w:eastAsia="Garamond" w:hAnsi="Garamond" w:cs="Garamond"/>
+          <w:color w:val="1F2937"/>
+          <w:sz w:val="24"/>
+          <w:szCs w:val="24"/>
+        </w:rPr>
+        <w:t>А. Консултанта: {{Конс</w:t>
+      </w:r>
+      <w:r>
+        <w:rPr>
+          <w:rFonts w:ascii="Garamond" w:eastAsia="Garamond" w:hAnsi="Garamond" w:cs="Garamond"/>
+          <w:color w:val="1F2937"/>
+          <w:sz w:val="24"/>
+          <w:szCs w:val="24"/>
+        </w:rPr>
+        <w:t>ултант_Управител}} — Управител</w:t>
+      </w:r>
+    </w:p>
+    <w:p>
+      <w:pPr>
+        <w:spacing w:before="60" w:after="60"/>
       </w:pPr>
       <w:r>
         <w:rPr>
@@ -1057,7 +1221,6 @@
     <w:p>
       <w:pPr>
         <w:spacing w:before="60" w:after="60"/>
-        <w:jc w:val="both"/>
       </w:pPr>
       <w:r>
         <w:rPr>
@@ -1072,7 +1235,6 @@
     <w:p>
       <w:pPr>
         <w:spacing w:before="60" w:after="60"/>
-        <w:jc w:val="both"/>
       </w:pPr>
       <w:r>
         <w:rPr>
@@ -1087,7 +1249,6 @@
     <w:p>
       <w:pPr>
         <w:spacing w:before="60" w:after="60"/>
-        <w:jc w:val="both"/>
       </w:pPr>
       <w:r>
         <w:rPr>
@@ -1102,7 +1263,6 @@
     <w:p>
       <w:pPr>
         <w:spacing w:before="60" w:after="60"/>
-        <w:jc w:val="both"/>
       </w:pPr>
       <w:r>
         <w:rPr>
@@ -1118,36 +1278,33 @@
     <w:p>
       <w:pPr>
         <w:spacing w:before="60" w:after="60"/>
-        <w:jc w:val="both"/>
-      </w:pPr>
-      <w:r>
-        <w:rPr>
-          <w:rFonts w:ascii="Garamond" w:eastAsia="Garamond" w:hAnsi="Garamond" w:cs="Garamond"/>
-          <w:color w:val="1F2937"/>
-          <w:sz w:val="24"/>
-          <w:szCs w:val="24"/>
-        </w:rPr>
-        <w:t>съставих този протокол, с който удостоверявам, че определих строителна линия и ниво на строежа {{Строеж}</w:t>
-      </w:r>
-      <w:r>
-        <w:rPr>
-          <w:rFonts w:ascii="Garamond" w:eastAsia="Garamond" w:hAnsi="Garamond" w:cs="Garamond"/>
-          <w:color w:val="1F2937"/>
-          <w:sz w:val="24"/>
-          <w:szCs w:val="24"/>
-        </w:rPr>
-        <w:t>} с местонахождение: {{Адрес}}</w:t>
-      </w:r>
-    </w:p>
-    <w:p/>
-    <w:p>
-      <w:pPr>
-        <w:spacing w:before="60" w:after="60"/>
-        <w:jc w:val="both"/>
-      </w:pPr>
-      <w:r>
-        <w:rPr>
-          <w:rFonts w:ascii="Garamond" w:eastAsia="Garamond" w:hAnsi="Garamond" w:cs="Garamond"/>
+      </w:pPr>
+      <w:r>
+        <w:rPr>
+          <w:rFonts w:ascii="Garamond" w:eastAsia="Garamond" w:hAnsi="Garamond" w:cs="Garamond"/>
+          <w:color w:val="1F2937"/>
+          <w:sz w:val="24"/>
+          <w:szCs w:val="24"/>
+        </w:rPr>
+        <w:t>съставих този протокол, с който удостоверявам, че определих строителна линия и ниво на строежа {{Строеж}} с местонахождение: {{Адрес}}</w:t>
+      </w:r>
+      <w:r>
+        <w:t xml:space="preserve"> </w:t>
+      </w:r>
+    </w:p>
+    <w:p>
+      <w:pPr>
+        <w:spacing w:before="60" w:after="60"/>
+        <w:rPr>
+          <w:b/>
+          <w:bCs/>
+        </w:rPr>
+      </w:pPr>
+      <w:r>
+        <w:rPr>
+          <w:rFonts w:ascii="Garamond" w:eastAsia="Garamond" w:hAnsi="Garamond" w:cs="Garamond"/>
+          <w:b/>
+          <w:bCs/>
           <w:color w:val="1F2937"/>
           <w:sz w:val="24"/>
           <w:szCs w:val="24"/>
@@ -1161,7 +1318,12 @@
     <w:p>
       <w:pPr>
         <w:spacing w:before="60" w:after="60"/>
-        <w:jc w:val="both"/>
+        <w:rPr>
+          <w:rFonts w:ascii="Garamond" w:eastAsia="Garamond" w:hAnsi="Garamond" w:cs="Garamond"/>
+          <w:color w:val="1F2937"/>
+          <w:sz w:val="24"/>
+          <w:szCs w:val="24"/>
+        </w:rPr>
       </w:pPr>
       <w:r>
         <w:rPr>
@@ -1173,12 +1335,24 @@
         <w:t>2. Основни репери:</w:t>
       </w:r>
     </w:p>
+    <w:p>
+      <w:pPr>
+        <w:spacing w:before="60" w:after="60"/>
+      </w:pPr>
+      <w:r>
+        <w:rPr>
+          <w:rFonts w:ascii="Garamond" w:eastAsia="Garamond" w:hAnsi="Garamond" w:cs="Garamond"/>
+          <w:color w:val="1F2937"/>
+          <w:sz w:val="24"/>
+          <w:szCs w:val="24"/>
+        </w:rPr>
+        <w:t>2.1. Регулационен репер: {{Репер_Номер}} с кота {{Репер_Кота}} м</w:t>
+      </w:r>
+    </w:p>
     <w:p/>
-    <w:p/>
-    <w:p>
-      <w:pPr>
-        <w:spacing w:before="60" w:after="60"/>
-        <w:jc w:val="both"/>
+    <w:p>
+      <w:pPr>
+        <w:spacing w:before="60" w:after="60"/>
       </w:pPr>
       <w:r>
         <w:rPr>
@@ -1193,37 +1367,20 @@
     <w:p>
       <w:pPr>
         <w:spacing w:before="60" w:after="60"/>
-        <w:jc w:val="both"/>
-      </w:pPr>
-      <w:r>
-        <w:rPr>
-          <w:rFonts w:ascii="Garamond" w:eastAsia="Garamond" w:hAnsi="Garamond" w:cs="Garamond"/>
-          <w:color w:val="1F2937"/>
-          <w:sz w:val="24"/>
-          <w:szCs w:val="24"/>
-        </w:rPr>
-        <w:t>3.1. Кота изкоп ________________ м</w:t>
-      </w:r>
-    </w:p>
-    <w:p>
-      <w:pPr>
-        <w:spacing w:before="60" w:after="60"/>
-        <w:jc w:val="both"/>
-      </w:pPr>
-      <w:r>
-        <w:rPr>
-          <w:rFonts w:ascii="Garamond" w:eastAsia="Garamond" w:hAnsi="Garamond" w:cs="Garamond"/>
-          <w:color w:val="1F2937"/>
-          <w:sz w:val="24"/>
-          <w:szCs w:val="24"/>
-        </w:rPr>
-        <w:t>3.2. Кота цокъл +/-0,00 = ________________ м</w:t>
-      </w:r>
-    </w:p>
-    <w:p>
-      <w:pPr>
-        <w:spacing w:before="60" w:after="60"/>
-        <w:jc w:val="both"/>
+      </w:pPr>
+      <w:r>
+        <w:rPr>
+          <w:rFonts w:ascii="Garamond" w:eastAsia="Garamond" w:hAnsi="Garamond" w:cs="Garamond"/>
+          <w:color w:val="1F2937"/>
+          <w:sz w:val="24"/>
+          <w:szCs w:val="24"/>
+        </w:rPr>
+        <w:t>3.1. Кота изкоп {{Кота_Изкоп}}</w:t>
+      </w:r>
+    </w:p>
+    <w:p>
+      <w:pPr>
+        <w:spacing w:before="60" w:after="60"/>
       </w:pPr>
       <w:r>
         <w:rPr>
@@ -1233,22 +1390,44 @@
           <w:szCs w:val="24"/>
         </w:rPr>
         <w:lastRenderedPageBreak/>
-        <w:t>3.3. Кота корниз + ________________ м</w:t>
-      </w:r>
-    </w:p>
-    <w:p>
-      <w:pPr>
-        <w:spacing w:before="60" w:after="60"/>
-        <w:jc w:val="both"/>
-      </w:pPr>
-      <w:r>
-        <w:rPr>
-          <w:rFonts w:ascii="Garamond" w:eastAsia="Garamond" w:hAnsi="Garamond" w:cs="Garamond"/>
-          <w:color w:val="1F2937"/>
-          <w:sz w:val="24"/>
-          <w:szCs w:val="24"/>
-        </w:rPr>
-        <w:t>3.4. Кота било + ________________ м</w:t>
+        <w:t>3.2. Кота цокъл +/-0,00 = {{Кота_Цокъл}}</w:t>
+      </w:r>
+    </w:p>
+    <w:p>
+      <w:pPr>
+        <w:spacing w:before="60" w:after="60"/>
+      </w:pPr>
+      <w:r>
+        <w:rPr>
+          <w:rFonts w:ascii="Garamond" w:eastAsia="Garamond" w:hAnsi="Garamond" w:cs="Garamond"/>
+          <w:color w:val="1F2937"/>
+          <w:sz w:val="24"/>
+          <w:szCs w:val="24"/>
+        </w:rPr>
+        <w:t>3.3. Кота корниз + {{Кота_Корниз}}</w:t>
+      </w:r>
+    </w:p>
+    <w:p>
+      <w:pPr>
+        <w:spacing w:before="60" w:after="60"/>
+      </w:pPr>
+      <w:r>
+        <w:rPr>
+          <w:rFonts w:ascii="Garamond" w:eastAsia="Garamond" w:hAnsi="Garamond" w:cs="Garamond"/>
+          <w:color w:val="1F2937"/>
+          <w:sz w:val="24"/>
+          <w:szCs w:val="24"/>
+        </w:rPr>
+        <w:t xml:space="preserve">3.4. Кота било + </w:t>
+      </w:r>
+      <w:r>
+        <w:rPr>
+          <w:rFonts w:ascii="Garamond" w:eastAsia="Garamond" w:hAnsi="Garamond" w:cs="Garamond"/>
+          <w:color w:val="1F2937"/>
+          <w:sz w:val="24"/>
+          <w:szCs w:val="24"/>
+        </w:rPr>
+        <w:t>{{Кота_Bilo}}</w:t>
       </w:r>
     </w:p>
     <w:p>
@@ -1427,16 +1606,7 @@
           <w:sz w:val="24"/>
           <w:szCs w:val="24"/>
         </w:rPr>
-        <w:t>..........</w:t>
-      </w:r>
-      <w:r>
-        <w:rPr>
-          <w:rFonts w:ascii="Garamond" w:eastAsia="Garamond" w:hAnsi="Garamond" w:cs="Garamond"/>
-          <w:color w:val="9CA3AF"/>
-          <w:sz w:val="24"/>
-          <w:szCs w:val="24"/>
-        </w:rPr>
-        <w:t xml:space="preserve">....................   </w:t>
+        <w:t xml:space="preserve">..............................   </w:t>
       </w:r>
       <w:r>
         <w:rPr>
@@ -1517,12 +1687,2316 @@
         </w:rPr>
         <w:t>(________________)</w:t>
       </w:r>
+    </w:p>
+    <w:p>
+      <w:r>
+        <w:t>══════════════════════════════════════════════════════════════════════</w:t>
+      </w:r>
+    </w:p>
+    <w:p>
+      <w:pPr>
+        <w:spacing w:before="60" w:after="120"/>
+      </w:pPr>
+      <w:r>
+        <w:rPr>
+          <w:rFonts w:ascii="Garamond" w:eastAsia="Garamond" w:hAnsi="Garamond" w:cs="Garamond"/>
+          <w:b/>
+          <w:bCs/>
+          <w:color w:val="2D3561"/>
+          <w:sz w:val="24"/>
+          <w:szCs w:val="24"/>
+        </w:rPr>
+        <w:t>III</w:t>
+      </w:r>
+      <w:r>
+        <w:rPr>
+          <w:rFonts w:ascii="Garamond" w:eastAsia="Garamond" w:hAnsi="Garamond" w:cs="Garamond"/>
+          <w:b/>
+          <w:bCs/>
+          <w:color w:val="2D3561"/>
+          <w:sz w:val="24"/>
+          <w:szCs w:val="24"/>
+        </w:rPr>
+        <w:t xml:space="preserve"> </w:t>
+      </w:r>
+      <w:r>
+        <w:rPr>
+          <w:rFonts w:ascii="Garamond" w:eastAsia="Garamond" w:hAnsi="Garamond" w:cs="Garamond"/>
+          <w:b/>
+          <w:bCs/>
+          <w:color w:val="2D3561"/>
+          <w:sz w:val="24"/>
+          <w:szCs w:val="24"/>
+        </w:rPr>
+        <w:t>Констатации от извършени проверки при достигане на контролираните проектни нива</w:t>
+      </w:r>
+    </w:p>
+    <w:p>
+      <w:pPr>
+        <w:pBdr>
+          <w:bottom w:val="single" w:sz="2" w:space="2" w:color="E5E7EB"/>
+        </w:pBdr>
+        <w:spacing w:before="120" w:after="120"/>
+      </w:pPr>
+    </w:p>
+    <w:p>
+      <w:pPr>
+        <w:pBdr>
+          <w:bottom w:val="single" w:sz="2" w:space="2" w:color="FDE8EC"/>
+        </w:pBdr>
+        <w:spacing w:before="200" w:after="80"/>
+      </w:pPr>
+      <w:r>
+        <w:rPr>
+          <w:rFonts w:ascii="Garamond" w:eastAsia="Garamond" w:hAnsi="Garamond" w:cs="Garamond"/>
+          <w:b/>
+          <w:bCs/>
+          <w:color w:val="E8647A"/>
+          <w:sz w:val="24"/>
+          <w:szCs w:val="24"/>
+        </w:rPr>
+        <w:t>1. Проверка при н</w:t>
+      </w:r>
+      <w:r>
+        <w:rPr>
+          <w:rFonts w:ascii="Garamond" w:eastAsia="Garamond" w:hAnsi="Garamond" w:cs="Garamond"/>
+          <w:b/>
+          <w:bCs/>
+          <w:color w:val="E8647A"/>
+          <w:sz w:val="24"/>
+          <w:szCs w:val="24"/>
+        </w:rPr>
+        <w:t>иво изкоп, кота {{Кота_Изкоп}}</w:t>
+      </w:r>
+    </w:p>
+    <w:p>
+      <w:pPr>
+        <w:spacing w:before="60" w:after="60"/>
+      </w:pPr>
+      <w:r>
+        <w:rPr>
+          <w:rFonts w:ascii="Garamond" w:eastAsia="Garamond" w:hAnsi="Garamond" w:cs="Garamond"/>
+          <w:color w:val="1F2937"/>
+          <w:sz w:val="24"/>
+          <w:szCs w:val="24"/>
+        </w:rPr>
+        <w:t>Днес, ...................................... г., долуподписаният:</w:t>
+      </w:r>
+    </w:p>
+    <w:p/>
+    <w:p>
+      <w:pPr>
+        <w:spacing w:before="60" w:after="60"/>
+      </w:pPr>
+      <w:r>
+        <w:rPr>
+          <w:rFonts w:ascii="Garamond" w:eastAsia="Garamond" w:hAnsi="Garamond" w:cs="Garamond"/>
+          <w:color w:val="1F2937"/>
+          <w:sz w:val="24"/>
+          <w:szCs w:val="24"/>
+        </w:rPr>
+        <w:t>А. Консултант (строителен надзор): инж. {{Управител_1и3}}, квалифицирано лице от списъка на {{Консултант_Фирма}}</w:t>
+      </w:r>
+    </w:p>
+    <w:p>
+      <w:pPr>
+        <w:spacing w:before="60" w:after="60"/>
+      </w:pPr>
+      <w:r>
+        <w:rPr>
+          <w:rFonts w:ascii="Garamond" w:eastAsia="Garamond" w:hAnsi="Garamond" w:cs="Garamond"/>
+          <w:color w:val="1F2937"/>
+          <w:sz w:val="24"/>
+          <w:szCs w:val="24"/>
+        </w:rPr>
+        <w:t>Технически ръководител: {{Строител_ТехРък}}</w:t>
+      </w:r>
+    </w:p>
+    <w:p>
+      <w:pPr>
+        <w:spacing w:before="60" w:after="60"/>
+      </w:pPr>
+      <w:r>
+        <w:rPr>
+          <w:rFonts w:ascii="Garamond" w:eastAsia="Garamond" w:hAnsi="Garamond" w:cs="Garamond"/>
+          <w:color w:val="1F2937"/>
+          <w:sz w:val="24"/>
+          <w:szCs w:val="24"/>
+        </w:rPr>
+        <w:t>В присъствието на:</w:t>
+      </w:r>
+    </w:p>
+    <w:p>
+      <w:pPr>
+        <w:spacing w:before="60" w:after="60"/>
+      </w:pPr>
+      <w:r>
+        <w:rPr>
+          <w:rFonts w:ascii="Garamond" w:eastAsia="Garamond" w:hAnsi="Garamond" w:cs="Garamond"/>
+          <w:color w:val="1F2937"/>
+          <w:sz w:val="24"/>
+          <w:szCs w:val="24"/>
+        </w:rPr>
+        <w:t>Б. Инженер-геолог: инж. ___________________________________________________</w:t>
+      </w:r>
+    </w:p>
+    <w:p>
+      <w:pPr>
+        <w:spacing w:before="60" w:after="60"/>
+      </w:pPr>
+      <w:r>
+        <w:rPr>
+          <w:rFonts w:ascii="Garamond" w:eastAsia="Garamond" w:hAnsi="Garamond" w:cs="Garamond"/>
+          <w:color w:val="1F2937"/>
+          <w:sz w:val="24"/>
+          <w:szCs w:val="24"/>
+        </w:rPr>
+        <w:t>В. Проектанти:</w:t>
+      </w:r>
+    </w:p>
+    <w:p>
+      <w:pPr>
+        <w:spacing w:before="60" w:after="60"/>
+        <w:rPr>
+          <w:rFonts w:ascii="Garamond" w:eastAsia="Garamond" w:hAnsi="Garamond" w:cs="Garamond"/>
+          <w:color w:val="6B7280"/>
+          <w:sz w:val="24"/>
+          <w:szCs w:val="24"/>
+        </w:rPr>
+      </w:pPr>
+      <w:r>
+        <w:rPr>
+          <w:rFonts w:ascii="Garamond" w:eastAsia="Garamond" w:hAnsi="Garamond" w:cs="Garamond"/>
+          <w:color w:val="6B7280"/>
+          <w:sz w:val="24"/>
+          <w:szCs w:val="24"/>
+        </w:rPr>
+        <w:t xml:space="preserve">   </w:t>
+      </w:r>
+      <w:r>
+        <w:rPr>
+          <w:rFonts w:ascii="Garamond" w:eastAsia="Garamond" w:hAnsi="Garamond" w:cs="Garamond"/>
+          <w:color w:val="6B7280"/>
+          <w:sz w:val="24"/>
+          <w:szCs w:val="24"/>
+        </w:rPr>
+        <w:t>1</w:t>
+      </w:r>
+      <w:r>
+        <w:rPr>
+          <w:rFonts w:ascii="Garamond" w:eastAsia="Garamond" w:hAnsi="Garamond" w:cs="Garamond"/>
+          <w:color w:val="6B7280"/>
+          <w:sz w:val="24"/>
+          <w:szCs w:val="24"/>
+        </w:rPr>
+        <w:t>. по част "Конструктивна": {{ПЖ_Конструктивна}}</w:t>
+      </w:r>
+    </w:p>
+    <w:p>
+      <w:pPr>
+        <w:spacing w:before="60" w:after="60"/>
+      </w:pPr>
+      <w:r>
+        <w:rPr>
+          <w:rFonts w:ascii="Garamond" w:eastAsia="Garamond" w:hAnsi="Garamond" w:cs="Garamond"/>
+          <w:color w:val="1F2937"/>
+          <w:sz w:val="24"/>
+          <w:szCs w:val="24"/>
+        </w:rPr>
+        <w:t>Г. Техническото правоспособно физическо лице по Геодезия: {{Геодезист}}</w:t>
+      </w:r>
+    </w:p>
+    <w:p/>
+    <w:p>
+      <w:pPr>
+        <w:spacing w:before="60" w:after="60"/>
+      </w:pPr>
+      <w:r>
+        <w:rPr>
+          <w:rFonts w:ascii="Garamond" w:eastAsia="Garamond" w:hAnsi="Garamond" w:cs="Garamond"/>
+          <w:color w:val="1F2937"/>
+          <w:sz w:val="24"/>
+          <w:szCs w:val="24"/>
+        </w:rPr>
+        <w:t xml:space="preserve">след проверка на достигнатото ниво изкоп </w:t>
+      </w:r>
+      <w:r>
+        <w:rPr>
+          <w:rFonts w:ascii="Garamond" w:eastAsia="Garamond" w:hAnsi="Garamond" w:cs="Garamond"/>
+          <w:color w:val="1F2937"/>
+          <w:sz w:val="24"/>
+          <w:szCs w:val="24"/>
+        </w:rPr>
+        <w:t>с проектна кота {{Кота_Изкоп}}</w:t>
+      </w:r>
+      <w:r>
+        <w:rPr>
+          <w:rFonts w:ascii="Garamond" w:eastAsia="Garamond" w:hAnsi="Garamond" w:cs="Garamond"/>
+          <w:color w:val="1F2937"/>
+          <w:sz w:val="24"/>
+          <w:szCs w:val="24"/>
+        </w:rPr>
+        <w:t xml:space="preserve"> установих, че при изпълнението на СМР:</w:t>
+      </w:r>
+    </w:p>
+    <w:p/>
+    <w:p>
+      <w:pPr>
+        <w:spacing w:before="60" w:after="60"/>
+      </w:pPr>
+      <w:r>
+        <w:rPr>
+          <w:rFonts w:ascii="Garamond" w:eastAsia="Garamond" w:hAnsi="Garamond" w:cs="Garamond"/>
+          <w:color w:val="1F2937"/>
+          <w:sz w:val="24"/>
+          <w:szCs w:val="24"/>
+        </w:rPr>
+        <w:t>а) отговарят на предвидените по проект и издадените строителни книжа;</w:t>
+      </w:r>
+    </w:p>
+    <w:p>
+      <w:pPr>
+        <w:spacing w:before="60" w:after="60"/>
+      </w:pPr>
+      <w:r>
+        <w:rPr>
+          <w:rFonts w:ascii="Garamond" w:eastAsia="Garamond" w:hAnsi="Garamond" w:cs="Garamond"/>
+          <w:i/>
+          <w:iCs/>
+          <w:color w:val="6B7280"/>
+          <w:sz w:val="24"/>
+          <w:szCs w:val="24"/>
+        </w:rPr>
+        <w:t>б) не отговарят на одобрения проект, като отклонения са констатирани при:</w:t>
+      </w:r>
+    </w:p>
+    <w:p>
+      <w:pPr>
+        <w:spacing w:before="60" w:after="60"/>
+      </w:pPr>
+      <w:r>
+        <w:rPr>
+          <w:rFonts w:ascii="Garamond" w:eastAsia="Garamond" w:hAnsi="Garamond" w:cs="Garamond"/>
+          <w:color w:val="9CA3AF"/>
+          <w:sz w:val="24"/>
+          <w:szCs w:val="24"/>
+        </w:rPr>
+        <w:t>.................................................................................................................................................................</w:t>
+      </w:r>
+    </w:p>
+    <w:p>
+      <w:pPr>
+        <w:spacing w:before="60" w:after="60"/>
+      </w:pPr>
+      <w:r>
+        <w:rPr>
+          <w:rFonts w:ascii="Garamond" w:eastAsia="Garamond" w:hAnsi="Garamond" w:cs="Garamond"/>
+          <w:i/>
+          <w:iCs/>
+          <w:color w:val="6B7280"/>
+          <w:sz w:val="24"/>
+          <w:szCs w:val="24"/>
+        </w:rPr>
+        <w:t>(описват се подробно констатираните отклонения)</w:t>
+      </w:r>
+    </w:p>
+    <w:p/>
+    <w:p>
+      <w:pPr>
+        <w:spacing w:before="60" w:after="60"/>
+      </w:pPr>
+      <w:r>
+        <w:rPr>
+          <w:rFonts w:ascii="Garamond" w:eastAsia="Garamond" w:hAnsi="Garamond" w:cs="Garamond"/>
+          <w:color w:val="1F2937"/>
+          <w:sz w:val="24"/>
+          <w:szCs w:val="24"/>
+        </w:rPr>
+        <w:t>Предвидените в плана за безопасност и здраве мерки са изпълнени (не са изпълнени):</w:t>
+      </w:r>
+    </w:p>
+    <w:p>
+      <w:pPr>
+        <w:spacing w:before="60" w:after="60"/>
+      </w:pPr>
+      <w:r>
+        <w:rPr>
+          <w:rFonts w:ascii="Garamond" w:eastAsia="Garamond" w:hAnsi="Garamond" w:cs="Garamond"/>
+          <w:color w:val="9CA3AF"/>
+          <w:sz w:val="24"/>
+          <w:szCs w:val="24"/>
+        </w:rPr>
+        <w:t>.................................................................................................................................................................</w:t>
+      </w:r>
+    </w:p>
+    <w:p/>
+    <w:p>
+      <w:pPr>
+        <w:spacing w:before="60" w:after="60"/>
+      </w:pPr>
+      <w:r>
+        <w:rPr>
+          <w:rFonts w:ascii="Garamond" w:eastAsia="Garamond" w:hAnsi="Garamond" w:cs="Garamond"/>
+          <w:color w:val="2D3561"/>
+          <w:sz w:val="24"/>
+          <w:szCs w:val="24"/>
+        </w:rPr>
+        <w:lastRenderedPageBreak/>
+        <w:t xml:space="preserve">Разрешавам изпълнението на следващите СМР: </w:t>
+      </w:r>
+      <w:r>
+        <w:rPr>
+          <w:rFonts w:ascii="Garamond" w:eastAsia="Garamond" w:hAnsi="Garamond" w:cs="Garamond"/>
+          <w:color w:val="9CA3AF"/>
+          <w:sz w:val="24"/>
+          <w:szCs w:val="24"/>
+        </w:rPr>
+        <w:t>.................................................................................................</w:t>
+      </w:r>
+    </w:p>
+    <w:p>
+      <w:pPr>
+        <w:spacing w:before="60" w:after="60"/>
+      </w:pPr>
+      <w:r>
+        <w:rPr>
+          <w:rFonts w:ascii="Garamond" w:eastAsia="Garamond" w:hAnsi="Garamond" w:cs="Garamond"/>
+          <w:color w:val="9CA3AF"/>
+          <w:sz w:val="24"/>
+          <w:szCs w:val="24"/>
+        </w:rPr>
+        <w:t>.................................................................................................................................................................</w:t>
+      </w:r>
+    </w:p>
+    <w:p>
+      <w:pPr>
+        <w:pBdr>
+          <w:bottom w:val="single" w:sz="2" w:space="2" w:color="E5E7EB"/>
+        </w:pBdr>
+        <w:spacing w:before="120" w:after="120"/>
+      </w:pPr>
+    </w:p>
+    <w:p>
+      <w:pPr>
+        <w:pBdr>
+          <w:bottom w:val="single" w:sz="2" w:space="2" w:color="FDE8EC"/>
+        </w:pBdr>
+        <w:spacing w:before="200" w:after="80"/>
+      </w:pPr>
+      <w:r>
+        <w:rPr>
+          <w:rFonts w:ascii="Garamond" w:eastAsia="Garamond" w:hAnsi="Garamond" w:cs="Garamond"/>
+          <w:b/>
+          <w:bCs/>
+          <w:color w:val="E8647A"/>
+          <w:sz w:val="24"/>
+          <w:szCs w:val="24"/>
+        </w:rPr>
+        <w:t>Извършил проверката:</w:t>
+      </w:r>
+    </w:p>
+    <w:p>
+      <w:pPr>
+        <w:spacing w:before="100" w:after="60"/>
+      </w:pPr>
+      <w:r>
+        <w:rPr>
+          <w:rFonts w:ascii="Garamond" w:eastAsia="Garamond" w:hAnsi="Garamond" w:cs="Garamond"/>
+          <w:color w:val="2D3561"/>
+          <w:sz w:val="24"/>
+          <w:szCs w:val="24"/>
+        </w:rPr>
+        <w:t xml:space="preserve">А. Консултант:  </w:t>
+      </w:r>
+      <w:r>
+        <w:rPr>
+          <w:rFonts w:ascii="Garamond" w:eastAsia="Garamond" w:hAnsi="Garamond" w:cs="Garamond"/>
+          <w:color w:val="9CA3AF"/>
+          <w:sz w:val="24"/>
+          <w:szCs w:val="24"/>
+        </w:rPr>
+        <w:t xml:space="preserve">..............................   </w:t>
+      </w:r>
+      <w:r>
+        <w:rPr>
+          <w:rFonts w:ascii="Garamond" w:eastAsia="Garamond" w:hAnsi="Garamond" w:cs="Garamond"/>
+          <w:i/>
+          <w:iCs/>
+          <w:color w:val="6B7280"/>
+          <w:sz w:val="24"/>
+          <w:szCs w:val="24"/>
+        </w:rPr>
+        <w:t>(инж. {{Управител_1и3}})</w:t>
+      </w:r>
+    </w:p>
+    <w:p>
+      <w:pPr>
+        <w:spacing w:before="100" w:after="60"/>
+      </w:pPr>
+      <w:r>
+        <w:rPr>
+          <w:rFonts w:ascii="Garamond" w:eastAsia="Garamond" w:hAnsi="Garamond" w:cs="Garamond"/>
+          <w:color w:val="2D3561"/>
+          <w:sz w:val="24"/>
+          <w:szCs w:val="24"/>
+        </w:rPr>
+        <w:t xml:space="preserve">Техн. ръководител:  </w:t>
+      </w:r>
+      <w:r>
+        <w:rPr>
+          <w:rFonts w:ascii="Garamond" w:eastAsia="Garamond" w:hAnsi="Garamond" w:cs="Garamond"/>
+          <w:color w:val="9CA3AF"/>
+          <w:sz w:val="24"/>
+          <w:szCs w:val="24"/>
+        </w:rPr>
+        <w:t xml:space="preserve">..............................   </w:t>
+      </w:r>
+      <w:r>
+        <w:rPr>
+          <w:rFonts w:ascii="Garamond" w:eastAsia="Garamond" w:hAnsi="Garamond" w:cs="Garamond"/>
+          <w:i/>
+          <w:iCs/>
+          <w:color w:val="6B7280"/>
+          <w:sz w:val="24"/>
+          <w:szCs w:val="24"/>
+        </w:rPr>
+        <w:t>({{ТехРък_1и3}})</w:t>
+      </w:r>
+    </w:p>
+    <w:p>
+      <w:pPr>
+        <w:pBdr>
+          <w:bottom w:val="single" w:sz="2" w:space="2" w:color="FDE8EC"/>
+        </w:pBdr>
+        <w:spacing w:before="200" w:after="80"/>
+      </w:pPr>
+      <w:r>
+        <w:rPr>
+          <w:rFonts w:ascii="Garamond" w:eastAsia="Garamond" w:hAnsi="Garamond" w:cs="Garamond"/>
+          <w:b/>
+          <w:bCs/>
+          <w:color w:val="E8647A"/>
+          <w:sz w:val="24"/>
+          <w:szCs w:val="24"/>
+        </w:rPr>
+        <w:t>Присъствали:</w:t>
+      </w:r>
+    </w:p>
+    <w:p>
+      <w:pPr>
+        <w:spacing w:before="100" w:after="60"/>
+      </w:pPr>
+      <w:r>
+        <w:rPr>
+          <w:rFonts w:ascii="Garamond" w:eastAsia="Garamond" w:hAnsi="Garamond" w:cs="Garamond"/>
+          <w:color w:val="2D3561"/>
+          <w:sz w:val="24"/>
+          <w:szCs w:val="24"/>
+        </w:rPr>
+        <w:t xml:space="preserve">Б. Инженер-геолог:  </w:t>
+      </w:r>
+      <w:r>
+        <w:rPr>
+          <w:rFonts w:ascii="Garamond" w:eastAsia="Garamond" w:hAnsi="Garamond" w:cs="Garamond"/>
+          <w:color w:val="9CA3AF"/>
+          <w:sz w:val="24"/>
+          <w:szCs w:val="24"/>
+        </w:rPr>
+        <w:t xml:space="preserve">..............................   </w:t>
+      </w:r>
+      <w:r>
+        <w:rPr>
+          <w:rFonts w:ascii="Garamond" w:eastAsia="Garamond" w:hAnsi="Garamond" w:cs="Garamond"/>
+          <w:i/>
+          <w:iCs/>
+          <w:color w:val="6B7280"/>
+          <w:sz w:val="24"/>
+          <w:szCs w:val="24"/>
+        </w:rPr>
+        <w:t>(________________)</w:t>
+      </w:r>
+    </w:p>
+    <w:p>
+      <w:pPr>
+        <w:spacing w:before="60" w:after="60"/>
+        <w:rPr>
+          <w:rFonts w:ascii="Garamond" w:eastAsia="Garamond" w:hAnsi="Garamond" w:cs="Garamond"/>
+          <w:color w:val="1F2937"/>
+          <w:sz w:val="24"/>
+          <w:szCs w:val="24"/>
+        </w:rPr>
+      </w:pPr>
+      <w:r>
+        <w:rPr>
+          <w:rFonts w:ascii="Garamond" w:eastAsia="Garamond" w:hAnsi="Garamond" w:cs="Garamond"/>
+          <w:color w:val="1F2937"/>
+          <w:sz w:val="24"/>
+          <w:szCs w:val="24"/>
+        </w:rPr>
+        <w:t>В. Проектанти:</w:t>
+      </w:r>
+      <w:r>
+        <w:rPr>
+          <w:rFonts w:ascii="Garamond" w:eastAsia="Garamond" w:hAnsi="Garamond" w:cs="Garamond"/>
+          <w:color w:val="1F2937"/>
+          <w:sz w:val="24"/>
+          <w:szCs w:val="24"/>
+        </w:rPr>
+        <w:t xml:space="preserve"> </w:t>
+      </w:r>
+    </w:p>
+    <w:p>
+      <w:pPr>
+        <w:spacing w:before="60" w:after="60"/>
+        <w:rPr>
+          <w:rFonts w:ascii="Garamond" w:eastAsia="Garamond" w:hAnsi="Garamond" w:cs="Garamond"/>
+          <w:color w:val="6B7280"/>
+          <w:sz w:val="24"/>
+          <w:szCs w:val="24"/>
+        </w:rPr>
+      </w:pPr>
+      <w:r>
+        <w:rPr>
+          <w:rFonts w:ascii="Garamond" w:eastAsia="Garamond" w:hAnsi="Garamond" w:cs="Garamond"/>
+          <w:color w:val="1F2937"/>
+          <w:sz w:val="24"/>
+          <w:szCs w:val="24"/>
+        </w:rPr>
+        <w:t xml:space="preserve">1. </w:t>
+      </w:r>
+      <w:r>
+        <w:rPr>
+          <w:rFonts w:ascii="Garamond" w:eastAsia="Garamond" w:hAnsi="Garamond" w:cs="Garamond"/>
+          <w:color w:val="1F2937"/>
+          <w:sz w:val="24"/>
+          <w:szCs w:val="24"/>
+        </w:rPr>
+        <w:t>....................................</w:t>
+      </w:r>
+      <w:r>
+        <w:rPr>
+          <w:rFonts w:ascii="Garamond" w:eastAsia="Garamond" w:hAnsi="Garamond" w:cs="Garamond"/>
+          <w:color w:val="6B7280"/>
+          <w:sz w:val="24"/>
+          <w:szCs w:val="24"/>
+        </w:rPr>
+        <w:t xml:space="preserve"> </w:t>
+      </w:r>
+      <w:r>
+        <w:rPr>
+          <w:rFonts w:ascii="Garamond" w:eastAsia="Garamond" w:hAnsi="Garamond" w:cs="Garamond"/>
+          <w:color w:val="6B7280"/>
+          <w:sz w:val="24"/>
+          <w:szCs w:val="24"/>
+        </w:rPr>
+        <w:t>{</w:t>
+      </w:r>
+      <w:r>
+        <w:rPr>
+          <w:rFonts w:ascii="Garamond" w:eastAsia="Garamond" w:hAnsi="Garamond" w:cs="Garamond"/>
+          <w:color w:val="6B7280"/>
+          <w:sz w:val="24"/>
+          <w:szCs w:val="24"/>
+        </w:rPr>
+        <w:t>{</w:t>
+      </w:r>
+      <w:bookmarkStart w:id="0" w:name="_GoBack"/>
+      <w:bookmarkEnd w:id="0"/>
+      <w:r>
+        <w:rPr>
+          <w:rFonts w:ascii="Garamond" w:eastAsia="Garamond" w:hAnsi="Garamond" w:cs="Garamond"/>
+          <w:color w:val="6B7280"/>
+          <w:sz w:val="24"/>
+          <w:szCs w:val="24"/>
+        </w:rPr>
+        <w:t xml:space="preserve">Конструктивна}}  </w:t>
+      </w:r>
+    </w:p>
+    <w:p>
+      <w:pPr>
+        <w:spacing w:before="100" w:after="60"/>
+      </w:pPr>
+      <w:r>
+        <w:rPr>
+          <w:rFonts w:ascii="Garamond" w:eastAsia="Garamond" w:hAnsi="Garamond" w:cs="Garamond"/>
+          <w:color w:val="2D3561"/>
+          <w:sz w:val="24"/>
+          <w:szCs w:val="24"/>
+        </w:rPr>
+        <w:t xml:space="preserve">Г. Геодезист:  </w:t>
+      </w:r>
+      <w:r>
+        <w:rPr>
+          <w:rFonts w:ascii="Garamond" w:eastAsia="Garamond" w:hAnsi="Garamond" w:cs="Garamond"/>
+          <w:color w:val="9CA3AF"/>
+          <w:sz w:val="24"/>
+          <w:szCs w:val="24"/>
+        </w:rPr>
+        <w:t xml:space="preserve">..............................   </w:t>
+      </w:r>
+      <w:r>
+        <w:rPr>
+          <w:rFonts w:ascii="Garamond" w:eastAsia="Garamond" w:hAnsi="Garamond" w:cs="Garamond"/>
+          <w:i/>
+          <w:iCs/>
+          <w:color w:val="6B7280"/>
+          <w:sz w:val="24"/>
+          <w:szCs w:val="24"/>
+        </w:rPr>
+        <w:t>({{Геодезист_1и3}})</w:t>
+      </w:r>
+    </w:p>
+    <w:p>
+      <w:pPr>
+        <w:pBdr>
+          <w:bottom w:val="single" w:sz="2" w:space="2" w:color="E5E7EB"/>
+        </w:pBdr>
+        <w:spacing w:before="120" w:after="120"/>
+      </w:pPr>
+    </w:p>
+    <w:p>
+      <w:pPr>
+        <w:pBdr>
+          <w:bottom w:val="single" w:sz="2" w:space="2" w:color="FDE8EC"/>
+        </w:pBdr>
+        <w:spacing w:before="200" w:after="80"/>
+      </w:pPr>
+      <w:r>
+        <w:rPr>
+          <w:rFonts w:ascii="Garamond" w:eastAsia="Garamond" w:hAnsi="Garamond" w:cs="Garamond"/>
+          <w:b/>
+          <w:bCs/>
+          <w:color w:val="E8647A"/>
+          <w:sz w:val="24"/>
+          <w:szCs w:val="24"/>
+        </w:rPr>
+        <w:t>2. Проверка при ниво цокъл, кота ± 0,00 м</w:t>
+      </w:r>
+    </w:p>
+    <w:p>
+      <w:pPr>
+        <w:spacing w:before="60" w:after="60"/>
+      </w:pPr>
+      <w:r>
+        <w:rPr>
+          <w:rFonts w:ascii="Garamond" w:eastAsia="Garamond" w:hAnsi="Garamond" w:cs="Garamond"/>
+          <w:color w:val="1F2937"/>
+          <w:sz w:val="24"/>
+          <w:szCs w:val="24"/>
+        </w:rPr>
+        <w:t>Днес, ...................................... г., долуподписаният:</w:t>
+      </w:r>
+    </w:p>
+    <w:p/>
+    <w:p>
+      <w:pPr>
+        <w:spacing w:before="60" w:after="60"/>
+      </w:pPr>
+      <w:r>
+        <w:rPr>
+          <w:rFonts w:ascii="Garamond" w:eastAsia="Garamond" w:hAnsi="Garamond" w:cs="Garamond"/>
+          <w:color w:val="1F2937"/>
+          <w:sz w:val="24"/>
+          <w:szCs w:val="24"/>
+        </w:rPr>
+        <w:t>А. Консултант (строителен надзор): инж. {{Управител_1и3}}, квалифицирано лице от списъка на {{Консултант_Фирма}}</w:t>
+      </w:r>
+    </w:p>
+    <w:p>
+      <w:pPr>
+        <w:spacing w:before="60" w:after="60"/>
+      </w:pPr>
+      <w:r>
+        <w:rPr>
+          <w:rFonts w:ascii="Garamond" w:eastAsia="Garamond" w:hAnsi="Garamond" w:cs="Garamond"/>
+          <w:color w:val="1F2937"/>
+          <w:sz w:val="24"/>
+          <w:szCs w:val="24"/>
+        </w:rPr>
+        <w:t>Технически ръководител: {{Строител_ТехРък}}</w:t>
+      </w:r>
+    </w:p>
+    <w:p>
+      <w:pPr>
+        <w:spacing w:before="60" w:after="60"/>
+      </w:pPr>
+      <w:r>
+        <w:rPr>
+          <w:rFonts w:ascii="Garamond" w:eastAsia="Garamond" w:hAnsi="Garamond" w:cs="Garamond"/>
+          <w:color w:val="1F2937"/>
+          <w:sz w:val="24"/>
+          <w:szCs w:val="24"/>
+        </w:rPr>
+        <w:t>В присъствието на:</w:t>
+      </w:r>
+    </w:p>
+    <w:p>
+      <w:pPr>
+        <w:spacing w:before="60" w:after="60"/>
+      </w:pPr>
+      <w:r>
+        <w:rPr>
+          <w:rFonts w:ascii="Garamond" w:eastAsia="Garamond" w:hAnsi="Garamond" w:cs="Garamond"/>
+          <w:color w:val="1F2937"/>
+          <w:sz w:val="24"/>
+          <w:szCs w:val="24"/>
+        </w:rPr>
+        <w:t>Б. Проектанти:</w:t>
+      </w:r>
+    </w:p>
+    <w:p>
+      <w:pPr>
+        <w:spacing w:before="60" w:after="60"/>
+        <w:rPr>
+          <w:rFonts w:ascii="Garamond" w:eastAsia="Garamond" w:hAnsi="Garamond" w:cs="Garamond"/>
+          <w:color w:val="6B7280"/>
+          <w:sz w:val="24"/>
+          <w:szCs w:val="24"/>
+        </w:rPr>
+      </w:pPr>
+      <w:r>
+        <w:rPr>
+          <w:rFonts w:ascii="Garamond" w:eastAsia="Garamond" w:hAnsi="Garamond" w:cs="Garamond"/>
+          <w:color w:val="6B7280"/>
+          <w:sz w:val="24"/>
+          <w:szCs w:val="24"/>
+        </w:rPr>
+        <w:t>1. по част "Архитектура": {{ПЖ_Архитектура}}</w:t>
+      </w:r>
+    </w:p>
+    <w:p>
+      <w:pPr>
+        <w:spacing w:before="60" w:after="60"/>
+        <w:rPr>
+          <w:rFonts w:ascii="Garamond" w:eastAsia="Garamond" w:hAnsi="Garamond" w:cs="Garamond"/>
+          <w:color w:val="6B7280"/>
+          <w:sz w:val="24"/>
+          <w:szCs w:val="24"/>
+        </w:rPr>
+      </w:pPr>
+      <w:r>
+        <w:rPr>
+          <w:rFonts w:ascii="Garamond" w:eastAsia="Garamond" w:hAnsi="Garamond" w:cs="Garamond"/>
+          <w:color w:val="6B7280"/>
+          <w:sz w:val="24"/>
+          <w:szCs w:val="24"/>
+        </w:rPr>
+        <w:t xml:space="preserve">   2. по част "Конструктивна": {{ПЖ_Конструктивна}}</w:t>
+      </w:r>
+    </w:p>
+    <w:p>
+      <w:pPr>
+        <w:spacing w:before="60" w:after="60"/>
+      </w:pPr>
+      <w:r>
+        <w:rPr>
+          <w:rFonts w:ascii="Garamond" w:eastAsia="Garamond" w:hAnsi="Garamond" w:cs="Garamond"/>
+          <w:color w:val="1F2937"/>
+          <w:sz w:val="24"/>
+          <w:szCs w:val="24"/>
+        </w:rPr>
+        <w:t>В. Техническото правоспособно физическо лице по Геодезия: {{Геодезист}}</w:t>
+      </w:r>
+    </w:p>
+    <w:p/>
+    <w:p>
+      <w:pPr>
+        <w:spacing w:before="60" w:after="60"/>
+      </w:pPr>
+      <w:r>
+        <w:rPr>
+          <w:rFonts w:ascii="Garamond" w:eastAsia="Garamond" w:hAnsi="Garamond" w:cs="Garamond"/>
+          <w:color w:val="1F2937"/>
+          <w:sz w:val="24"/>
+          <w:szCs w:val="24"/>
+        </w:rPr>
+        <w:t>след проверка на достигнатото ниво цокъл с проектна кота ± 0,00 м установих, че при изпълнението на СМР:</w:t>
+      </w:r>
+    </w:p>
+    <w:p/>
+    <w:p>
+      <w:pPr>
+        <w:spacing w:before="60" w:after="60"/>
+      </w:pPr>
+      <w:r>
+        <w:rPr>
+          <w:rFonts w:ascii="Garamond" w:eastAsia="Garamond" w:hAnsi="Garamond" w:cs="Garamond"/>
+          <w:color w:val="1F2937"/>
+          <w:sz w:val="24"/>
+          <w:szCs w:val="24"/>
+        </w:rPr>
+        <w:t>а) отговарят на предвидените по проект и издадените строителни книжа;</w:t>
+      </w:r>
+    </w:p>
+    <w:p>
+      <w:pPr>
+        <w:spacing w:before="60" w:after="60"/>
+      </w:pPr>
+      <w:r>
+        <w:rPr>
+          <w:rFonts w:ascii="Garamond" w:eastAsia="Garamond" w:hAnsi="Garamond" w:cs="Garamond"/>
+          <w:i/>
+          <w:iCs/>
+          <w:color w:val="6B7280"/>
+          <w:sz w:val="24"/>
+          <w:szCs w:val="24"/>
+        </w:rPr>
+        <w:t>б) не отговарят на одобрения проект, като отклонения са констатирани при:</w:t>
+      </w:r>
+    </w:p>
+    <w:p>
+      <w:pPr>
+        <w:spacing w:before="60" w:after="60"/>
+      </w:pPr>
+      <w:r>
+        <w:rPr>
+          <w:rFonts w:ascii="Garamond" w:eastAsia="Garamond" w:hAnsi="Garamond" w:cs="Garamond"/>
+          <w:color w:val="9CA3AF"/>
+          <w:sz w:val="24"/>
+          <w:szCs w:val="24"/>
+        </w:rPr>
+        <w:t>.................................................................................................................................................................</w:t>
+      </w:r>
+    </w:p>
+    <w:p>
+      <w:pPr>
+        <w:spacing w:before="60" w:after="60"/>
+      </w:pPr>
+      <w:r>
+        <w:rPr>
+          <w:rFonts w:ascii="Garamond" w:eastAsia="Garamond" w:hAnsi="Garamond" w:cs="Garamond"/>
+          <w:i/>
+          <w:iCs/>
+          <w:color w:val="6B7280"/>
+          <w:sz w:val="24"/>
+          <w:szCs w:val="24"/>
+        </w:rPr>
+        <w:t>(описват се подробно констатираните отклонения)</w:t>
+      </w:r>
+    </w:p>
+    <w:p/>
+    <w:p>
+      <w:pPr>
+        <w:spacing w:before="60" w:after="60"/>
+      </w:pPr>
+      <w:r>
+        <w:rPr>
+          <w:rFonts w:ascii="Garamond" w:eastAsia="Garamond" w:hAnsi="Garamond" w:cs="Garamond"/>
+          <w:color w:val="1F2937"/>
+          <w:sz w:val="24"/>
+          <w:szCs w:val="24"/>
+        </w:rPr>
+        <w:t>Предвидените в плана за безопасност и здраве мерки са изпълнени (не са изпълнени):</w:t>
+      </w:r>
+    </w:p>
+    <w:p>
+      <w:pPr>
+        <w:spacing w:before="60" w:after="60"/>
+      </w:pPr>
+      <w:r>
+        <w:rPr>
+          <w:rFonts w:ascii="Garamond" w:eastAsia="Garamond" w:hAnsi="Garamond" w:cs="Garamond"/>
+          <w:color w:val="9CA3AF"/>
+          <w:sz w:val="24"/>
+          <w:szCs w:val="24"/>
+        </w:rPr>
+        <w:t>.................................................................................................................................................................</w:t>
+      </w:r>
+    </w:p>
+    <w:p/>
+    <w:p>
+      <w:pPr>
+        <w:spacing w:before="60" w:after="60"/>
+      </w:pPr>
+      <w:r>
+        <w:rPr>
+          <w:rFonts w:ascii="Garamond" w:eastAsia="Garamond" w:hAnsi="Garamond" w:cs="Garamond"/>
+          <w:color w:val="2D3561"/>
+          <w:sz w:val="24"/>
+          <w:szCs w:val="24"/>
+        </w:rPr>
+        <w:t xml:space="preserve">Разрешавам изпълнението на следващите СМР: </w:t>
+      </w:r>
+      <w:r>
+        <w:rPr>
+          <w:rFonts w:ascii="Garamond" w:eastAsia="Garamond" w:hAnsi="Garamond" w:cs="Garamond"/>
+          <w:color w:val="9CA3AF"/>
+          <w:sz w:val="24"/>
+          <w:szCs w:val="24"/>
+        </w:rPr>
+        <w:t>.................................................................................................</w:t>
+      </w:r>
+    </w:p>
+    <w:p>
+      <w:pPr>
+        <w:spacing w:before="60" w:after="60"/>
+      </w:pPr>
+      <w:r>
+        <w:rPr>
+          <w:rFonts w:ascii="Garamond" w:eastAsia="Garamond" w:hAnsi="Garamond" w:cs="Garamond"/>
+          <w:color w:val="9CA3AF"/>
+          <w:sz w:val="24"/>
+          <w:szCs w:val="24"/>
+        </w:rPr>
+        <w:t>.................................................................................................................................................................</w:t>
+      </w:r>
+    </w:p>
+    <w:p>
+      <w:pPr>
+        <w:pBdr>
+          <w:bottom w:val="single" w:sz="2" w:space="2" w:color="E5E7EB"/>
+        </w:pBdr>
+        <w:spacing w:before="120" w:after="120"/>
+      </w:pPr>
+    </w:p>
+    <w:p>
+      <w:pPr>
+        <w:pBdr>
+          <w:bottom w:val="single" w:sz="2" w:space="2" w:color="FDE8EC"/>
+        </w:pBdr>
+        <w:spacing w:before="200" w:after="80"/>
+      </w:pPr>
+      <w:r>
+        <w:rPr>
+          <w:rFonts w:ascii="Garamond" w:eastAsia="Garamond" w:hAnsi="Garamond" w:cs="Garamond"/>
+          <w:b/>
+          <w:bCs/>
+          <w:color w:val="E8647A"/>
+          <w:sz w:val="24"/>
+          <w:szCs w:val="24"/>
+        </w:rPr>
+        <w:t>Извършил проверката:</w:t>
+      </w:r>
+    </w:p>
+    <w:p>
+      <w:pPr>
+        <w:spacing w:before="100" w:after="60"/>
+      </w:pPr>
+      <w:r>
+        <w:rPr>
+          <w:rFonts w:ascii="Garamond" w:eastAsia="Garamond" w:hAnsi="Garamond" w:cs="Garamond"/>
+          <w:color w:val="2D3561"/>
+          <w:sz w:val="24"/>
+          <w:szCs w:val="24"/>
+        </w:rPr>
+        <w:t xml:space="preserve">А. Консултант:  </w:t>
+      </w:r>
+      <w:r>
+        <w:rPr>
+          <w:rFonts w:ascii="Garamond" w:eastAsia="Garamond" w:hAnsi="Garamond" w:cs="Garamond"/>
+          <w:color w:val="9CA3AF"/>
+          <w:sz w:val="24"/>
+          <w:szCs w:val="24"/>
+        </w:rPr>
+        <w:t xml:space="preserve">..............................   </w:t>
+      </w:r>
+      <w:r>
+        <w:rPr>
+          <w:rFonts w:ascii="Garamond" w:eastAsia="Garamond" w:hAnsi="Garamond" w:cs="Garamond"/>
+          <w:i/>
+          <w:iCs/>
+          <w:color w:val="6B7280"/>
+          <w:sz w:val="24"/>
+          <w:szCs w:val="24"/>
+        </w:rPr>
+        <w:t>(инж. {{Управител_1и3}})</w:t>
+      </w:r>
+    </w:p>
+    <w:p>
+      <w:pPr>
+        <w:spacing w:before="100" w:after="60"/>
+      </w:pPr>
+      <w:r>
+        <w:rPr>
+          <w:rFonts w:ascii="Garamond" w:eastAsia="Garamond" w:hAnsi="Garamond" w:cs="Garamond"/>
+          <w:color w:val="2D3561"/>
+          <w:sz w:val="24"/>
+          <w:szCs w:val="24"/>
+        </w:rPr>
+        <w:lastRenderedPageBreak/>
+        <w:t xml:space="preserve">Техн. ръководител:  </w:t>
+      </w:r>
+      <w:r>
+        <w:rPr>
+          <w:rFonts w:ascii="Garamond" w:eastAsia="Garamond" w:hAnsi="Garamond" w:cs="Garamond"/>
+          <w:color w:val="9CA3AF"/>
+          <w:sz w:val="24"/>
+          <w:szCs w:val="24"/>
+        </w:rPr>
+        <w:t xml:space="preserve">..............................   </w:t>
+      </w:r>
+      <w:r>
+        <w:rPr>
+          <w:rFonts w:ascii="Garamond" w:eastAsia="Garamond" w:hAnsi="Garamond" w:cs="Garamond"/>
+          <w:i/>
+          <w:iCs/>
+          <w:color w:val="6B7280"/>
+          <w:sz w:val="24"/>
+          <w:szCs w:val="24"/>
+        </w:rPr>
+        <w:t>({{ТехРък_1и3}})</w:t>
+      </w:r>
+    </w:p>
+    <w:p>
+      <w:pPr>
+        <w:pBdr>
+          <w:bottom w:val="single" w:sz="2" w:space="2" w:color="FDE8EC"/>
+        </w:pBdr>
+        <w:spacing w:before="200" w:after="80"/>
+      </w:pPr>
+      <w:r>
+        <w:rPr>
+          <w:rFonts w:ascii="Garamond" w:eastAsia="Garamond" w:hAnsi="Garamond" w:cs="Garamond"/>
+          <w:b/>
+          <w:bCs/>
+          <w:color w:val="E8647A"/>
+          <w:sz w:val="24"/>
+          <w:szCs w:val="24"/>
+        </w:rPr>
+        <w:t>Присъствали:</w:t>
+      </w:r>
+    </w:p>
+    <w:p>
+      <w:pPr>
+        <w:spacing w:before="60" w:after="60"/>
+      </w:pPr>
+      <w:r>
+        <w:rPr>
+          <w:rFonts w:ascii="Garamond" w:eastAsia="Garamond" w:hAnsi="Garamond" w:cs="Garamond"/>
+          <w:color w:val="1F2937"/>
+          <w:sz w:val="24"/>
+          <w:szCs w:val="24"/>
+        </w:rPr>
+        <w:t>Б. Проектанти:</w:t>
+      </w:r>
+    </w:p>
+    <w:p>
+      <w:pPr>
+        <w:spacing w:before="100" w:after="60"/>
+        <w:rPr>
+          <w:rFonts w:ascii="Garamond" w:eastAsia="Garamond" w:hAnsi="Garamond" w:cs="Garamond"/>
+          <w:color w:val="6B7280"/>
+          <w:sz w:val="24"/>
+          <w:szCs w:val="24"/>
+        </w:rPr>
+      </w:pPr>
+      <w:r>
+        <w:rPr>
+          <w:rFonts w:ascii="Garamond" w:eastAsia="Garamond" w:hAnsi="Garamond" w:cs="Garamond"/>
+          <w:color w:val="6B7280"/>
+          <w:sz w:val="24"/>
+          <w:szCs w:val="24"/>
+        </w:rPr>
+        <w:t>1. ..............................</w:t>
+      </w:r>
+      <w:r>
+        <w:rPr>
+          <w:rFonts w:ascii="Garamond" w:eastAsia="Garamond" w:hAnsi="Garamond" w:cs="Garamond"/>
+          <w:color w:val="6B7280"/>
+          <w:sz w:val="24"/>
+          <w:szCs w:val="24"/>
+        </w:rPr>
+        <w:t xml:space="preserve">{{ПЖ_Архитектура}} </w:t>
+      </w:r>
+    </w:p>
+    <w:p>
+      <w:pPr>
+        <w:spacing w:before="100" w:after="60"/>
+        <w:rPr>
+          <w:rFonts w:ascii="Garamond" w:eastAsia="Garamond" w:hAnsi="Garamond" w:cs="Garamond"/>
+          <w:color w:val="6B7280"/>
+          <w:sz w:val="24"/>
+          <w:szCs w:val="24"/>
+        </w:rPr>
+      </w:pPr>
+      <w:r>
+        <w:rPr>
+          <w:rFonts w:ascii="Garamond" w:eastAsia="Garamond" w:hAnsi="Garamond" w:cs="Garamond"/>
+          <w:color w:val="6B7280"/>
+          <w:sz w:val="24"/>
+          <w:szCs w:val="24"/>
+        </w:rPr>
+        <w:t>2. .....................................</w:t>
+      </w:r>
+      <w:r>
+        <w:rPr>
+          <w:rFonts w:ascii="Garamond" w:eastAsia="Garamond" w:hAnsi="Garamond" w:cs="Garamond"/>
+          <w:color w:val="6B7280"/>
+          <w:sz w:val="24"/>
+          <w:szCs w:val="24"/>
+        </w:rPr>
+        <w:t xml:space="preserve"> {{ПЖ_Конструктивна}}</w:t>
+      </w:r>
+    </w:p>
+    <w:p>
+      <w:pPr>
+        <w:spacing w:before="100" w:after="60"/>
+        <w:rPr>
+          <w:rFonts w:ascii="Garamond" w:eastAsia="Garamond" w:hAnsi="Garamond" w:cs="Garamond"/>
+          <w:color w:val="6B7280"/>
+          <w:sz w:val="24"/>
+          <w:szCs w:val="24"/>
+        </w:rPr>
+      </w:pPr>
+    </w:p>
+    <w:p>
+      <w:pPr>
+        <w:spacing w:before="100" w:after="60"/>
+      </w:pPr>
+      <w:r>
+        <w:rPr>
+          <w:rFonts w:ascii="Garamond" w:eastAsia="Garamond" w:hAnsi="Garamond" w:cs="Garamond"/>
+          <w:color w:val="2D3561"/>
+          <w:sz w:val="24"/>
+          <w:szCs w:val="24"/>
+        </w:rPr>
+        <w:t xml:space="preserve">В. Геодезист:  </w:t>
+      </w:r>
+      <w:r>
+        <w:rPr>
+          <w:rFonts w:ascii="Garamond" w:eastAsia="Garamond" w:hAnsi="Garamond" w:cs="Garamond"/>
+          <w:color w:val="9CA3AF"/>
+          <w:sz w:val="24"/>
+          <w:szCs w:val="24"/>
+        </w:rPr>
+        <w:t xml:space="preserve">..............................   </w:t>
+      </w:r>
+      <w:r>
+        <w:rPr>
+          <w:rFonts w:ascii="Garamond" w:eastAsia="Garamond" w:hAnsi="Garamond" w:cs="Garamond"/>
+          <w:i/>
+          <w:iCs/>
+          <w:color w:val="6B7280"/>
+          <w:sz w:val="24"/>
+          <w:szCs w:val="24"/>
+        </w:rPr>
+        <w:t>({{Геодезист_1и3}})</w:t>
+      </w:r>
+    </w:p>
+    <w:p>
+      <w:pPr>
+        <w:pBdr>
+          <w:bottom w:val="single" w:sz="2" w:space="2" w:color="E5E7EB"/>
+        </w:pBdr>
+        <w:spacing w:before="120" w:after="120"/>
+      </w:pPr>
+    </w:p>
+    <w:p>
+      <w:pPr>
+        <w:pBdr>
+          <w:bottom w:val="single" w:sz="2" w:space="2" w:color="FDE8EC"/>
+        </w:pBdr>
+        <w:spacing w:before="200" w:after="80"/>
+      </w:pPr>
+      <w:r>
+        <w:rPr>
+          <w:rFonts w:ascii="Garamond" w:eastAsia="Garamond" w:hAnsi="Garamond" w:cs="Garamond"/>
+          <w:b/>
+          <w:bCs/>
+          <w:color w:val="E8647A"/>
+          <w:sz w:val="24"/>
+          <w:szCs w:val="24"/>
+        </w:rPr>
+        <w:t xml:space="preserve">3. Проверка при ниво корниз </w:t>
+      </w:r>
+      <w:r>
+        <w:rPr>
+          <w:rFonts w:ascii="Garamond" w:eastAsia="Garamond" w:hAnsi="Garamond" w:cs="Garamond"/>
+          <w:b/>
+          <w:bCs/>
+          <w:color w:val="E8647A"/>
+          <w:sz w:val="24"/>
+          <w:szCs w:val="24"/>
+        </w:rPr>
+        <w:t xml:space="preserve">(стреха), кота {{Кота_Корниз}} </w:t>
+      </w:r>
+    </w:p>
+    <w:p>
+      <w:pPr>
+        <w:spacing w:before="60" w:after="60"/>
+      </w:pPr>
+      <w:r>
+        <w:rPr>
+          <w:rFonts w:ascii="Garamond" w:eastAsia="Garamond" w:hAnsi="Garamond" w:cs="Garamond"/>
+          <w:color w:val="1F2937"/>
+          <w:sz w:val="24"/>
+          <w:szCs w:val="24"/>
+        </w:rPr>
+        <w:t>Днес, ...................................... г., долуподписаният:</w:t>
+      </w:r>
+    </w:p>
+    <w:p/>
+    <w:p>
+      <w:pPr>
+        <w:spacing w:before="60" w:after="60"/>
+      </w:pPr>
+      <w:r>
+        <w:rPr>
+          <w:rFonts w:ascii="Garamond" w:eastAsia="Garamond" w:hAnsi="Garamond" w:cs="Garamond"/>
+          <w:color w:val="1F2937"/>
+          <w:sz w:val="24"/>
+          <w:szCs w:val="24"/>
+        </w:rPr>
+        <w:t>А. Консултант (строителен надзор): инж. {{Управител_1и3}}, квалифицирано лице от списъка на {{Консултант_Фирма}}</w:t>
+      </w:r>
+    </w:p>
+    <w:p>
+      <w:pPr>
+        <w:spacing w:before="60" w:after="60"/>
+      </w:pPr>
+      <w:r>
+        <w:rPr>
+          <w:rFonts w:ascii="Garamond" w:eastAsia="Garamond" w:hAnsi="Garamond" w:cs="Garamond"/>
+          <w:color w:val="1F2937"/>
+          <w:sz w:val="24"/>
+          <w:szCs w:val="24"/>
+        </w:rPr>
+        <w:t>Технически ръководител: {{Строител_ТехРък}}</w:t>
+      </w:r>
+    </w:p>
+    <w:p>
+      <w:pPr>
+        <w:spacing w:before="60" w:after="60"/>
+      </w:pPr>
+      <w:r>
+        <w:rPr>
+          <w:rFonts w:ascii="Garamond" w:eastAsia="Garamond" w:hAnsi="Garamond" w:cs="Garamond"/>
+          <w:color w:val="1F2937"/>
+          <w:sz w:val="24"/>
+          <w:szCs w:val="24"/>
+        </w:rPr>
+        <w:t>В присъствието на:</w:t>
+      </w:r>
+    </w:p>
+    <w:p>
+      <w:pPr>
+        <w:spacing w:before="60" w:after="60"/>
+      </w:pPr>
+      <w:r>
+        <w:rPr>
+          <w:rFonts w:ascii="Garamond" w:eastAsia="Garamond" w:hAnsi="Garamond" w:cs="Garamond"/>
+          <w:color w:val="1F2937"/>
+          <w:sz w:val="24"/>
+          <w:szCs w:val="24"/>
+        </w:rPr>
+        <w:t>Б. Проектанти:</w:t>
+      </w:r>
+    </w:p>
+    <w:p>
+      <w:pPr>
+        <w:spacing w:before="60" w:after="60"/>
+        <w:rPr>
+          <w:rFonts w:ascii="Garamond" w:eastAsia="Garamond" w:hAnsi="Garamond" w:cs="Garamond"/>
+          <w:color w:val="6B7280"/>
+          <w:sz w:val="24"/>
+          <w:szCs w:val="24"/>
+        </w:rPr>
+      </w:pPr>
+      <w:r>
+        <w:rPr>
+          <w:rFonts w:ascii="Garamond" w:eastAsia="Garamond" w:hAnsi="Garamond" w:cs="Garamond"/>
+          <w:color w:val="6B7280"/>
+          <w:sz w:val="24"/>
+          <w:szCs w:val="24"/>
+        </w:rPr>
+        <w:t>1. по част "Архитектура": {{ПЖ_Архитектура}}</w:t>
+      </w:r>
+    </w:p>
+    <w:p>
+      <w:pPr>
+        <w:spacing w:before="60" w:after="60"/>
+        <w:rPr>
+          <w:rFonts w:ascii="Garamond" w:eastAsia="Garamond" w:hAnsi="Garamond" w:cs="Garamond"/>
+          <w:color w:val="6B7280"/>
+          <w:sz w:val="24"/>
+          <w:szCs w:val="24"/>
+        </w:rPr>
+      </w:pPr>
+      <w:r>
+        <w:rPr>
+          <w:rFonts w:ascii="Garamond" w:eastAsia="Garamond" w:hAnsi="Garamond" w:cs="Garamond"/>
+          <w:color w:val="6B7280"/>
+          <w:sz w:val="24"/>
+          <w:szCs w:val="24"/>
+        </w:rPr>
+        <w:t xml:space="preserve">   2. по част "Конструктивна": {{ПЖ_Конструктивна}}</w:t>
+      </w:r>
+    </w:p>
+    <w:p>
+      <w:pPr>
+        <w:spacing w:before="60" w:after="60"/>
+      </w:pPr>
+      <w:r>
+        <w:rPr>
+          <w:rFonts w:ascii="Garamond" w:eastAsia="Garamond" w:hAnsi="Garamond" w:cs="Garamond"/>
+          <w:color w:val="1F2937"/>
+          <w:sz w:val="24"/>
+          <w:szCs w:val="24"/>
+        </w:rPr>
+        <w:t>В. Техническото правоспособно физическо лице по Геодезия: {{Геодезист}}</w:t>
+      </w:r>
+    </w:p>
+    <w:p/>
+    <w:p>
+      <w:pPr>
+        <w:spacing w:before="60" w:after="60"/>
+      </w:pPr>
+      <w:r>
+        <w:rPr>
+          <w:rFonts w:ascii="Garamond" w:eastAsia="Garamond" w:hAnsi="Garamond" w:cs="Garamond"/>
+          <w:color w:val="1F2937"/>
+          <w:sz w:val="24"/>
+          <w:szCs w:val="24"/>
+        </w:rPr>
+        <w:t>след проверка на достигнатото ниво корниз с</w:t>
+      </w:r>
+      <w:r>
+        <w:rPr>
+          <w:rFonts w:ascii="Garamond" w:eastAsia="Garamond" w:hAnsi="Garamond" w:cs="Garamond"/>
+          <w:color w:val="1F2937"/>
+          <w:sz w:val="24"/>
+          <w:szCs w:val="24"/>
+        </w:rPr>
+        <w:t xml:space="preserve"> проектна кота {{Кота_Корниз}} </w:t>
+      </w:r>
+      <w:r>
+        <w:rPr>
+          <w:rFonts w:ascii="Garamond" w:eastAsia="Garamond" w:hAnsi="Garamond" w:cs="Garamond"/>
+          <w:color w:val="1F2937"/>
+          <w:sz w:val="24"/>
+          <w:szCs w:val="24"/>
+        </w:rPr>
+        <w:t xml:space="preserve"> установих, че при изпълнението на СМР:</w:t>
+      </w:r>
+    </w:p>
+    <w:p/>
+    <w:p>
+      <w:pPr>
+        <w:spacing w:before="60" w:after="60"/>
+      </w:pPr>
+      <w:r>
+        <w:rPr>
+          <w:rFonts w:ascii="Garamond" w:eastAsia="Garamond" w:hAnsi="Garamond" w:cs="Garamond"/>
+          <w:color w:val="1F2937"/>
+          <w:sz w:val="24"/>
+          <w:szCs w:val="24"/>
+        </w:rPr>
+        <w:t>а) отговарят на предвидените по проект и издадените строителни книжа;</w:t>
+      </w:r>
+    </w:p>
+    <w:p>
+      <w:pPr>
+        <w:spacing w:before="60" w:after="60"/>
+      </w:pPr>
+      <w:r>
+        <w:rPr>
+          <w:rFonts w:ascii="Garamond" w:eastAsia="Garamond" w:hAnsi="Garamond" w:cs="Garamond"/>
+          <w:i/>
+          <w:iCs/>
+          <w:color w:val="6B7280"/>
+          <w:sz w:val="24"/>
+          <w:szCs w:val="24"/>
+        </w:rPr>
+        <w:t>б) не отговарят на одобрения проект, като отклонения са констатирани при:</w:t>
+      </w:r>
+    </w:p>
+    <w:p>
+      <w:pPr>
+        <w:spacing w:before="60" w:after="60"/>
+      </w:pPr>
+      <w:r>
+        <w:rPr>
+          <w:rFonts w:ascii="Garamond" w:eastAsia="Garamond" w:hAnsi="Garamond" w:cs="Garamond"/>
+          <w:color w:val="9CA3AF"/>
+          <w:sz w:val="24"/>
+          <w:szCs w:val="24"/>
+        </w:rPr>
+        <w:t>.................................................................................................................................................................</w:t>
+      </w:r>
+    </w:p>
+    <w:p>
+      <w:pPr>
+        <w:spacing w:before="60" w:after="60"/>
+      </w:pPr>
+      <w:r>
+        <w:rPr>
+          <w:rFonts w:ascii="Garamond" w:eastAsia="Garamond" w:hAnsi="Garamond" w:cs="Garamond"/>
+          <w:i/>
+          <w:iCs/>
+          <w:color w:val="6B7280"/>
+          <w:sz w:val="24"/>
+          <w:szCs w:val="24"/>
+        </w:rPr>
+        <w:t>(описват се подробно констатираните отклонения)</w:t>
+      </w:r>
+    </w:p>
+    <w:p/>
+    <w:p>
+      <w:pPr>
+        <w:spacing w:before="60" w:after="60"/>
+      </w:pPr>
+      <w:r>
+        <w:rPr>
+          <w:rFonts w:ascii="Garamond" w:eastAsia="Garamond" w:hAnsi="Garamond" w:cs="Garamond"/>
+          <w:color w:val="1F2937"/>
+          <w:sz w:val="24"/>
+          <w:szCs w:val="24"/>
+        </w:rPr>
+        <w:t>Предвидените в плана за безопасност и здраве мерки са изпълнени (не са изпълнени):</w:t>
+      </w:r>
+    </w:p>
+    <w:p>
+      <w:pPr>
+        <w:spacing w:before="60" w:after="60"/>
+      </w:pPr>
+      <w:r>
+        <w:rPr>
+          <w:rFonts w:ascii="Garamond" w:eastAsia="Garamond" w:hAnsi="Garamond" w:cs="Garamond"/>
+          <w:color w:val="9CA3AF"/>
+          <w:sz w:val="24"/>
+          <w:szCs w:val="24"/>
+        </w:rPr>
+        <w:t>.................................................................................................................................................................</w:t>
+      </w:r>
+    </w:p>
+    <w:p/>
+    <w:p>
+      <w:pPr>
+        <w:spacing w:before="60" w:after="60"/>
+      </w:pPr>
+      <w:r>
+        <w:rPr>
+          <w:rFonts w:ascii="Garamond" w:eastAsia="Garamond" w:hAnsi="Garamond" w:cs="Garamond"/>
+          <w:color w:val="2D3561"/>
+          <w:sz w:val="24"/>
+          <w:szCs w:val="24"/>
+        </w:rPr>
+        <w:t xml:space="preserve">Разрешавам изпълнението на следващите СМР: </w:t>
+      </w:r>
+      <w:r>
+        <w:rPr>
+          <w:rFonts w:ascii="Garamond" w:eastAsia="Garamond" w:hAnsi="Garamond" w:cs="Garamond"/>
+          <w:color w:val="9CA3AF"/>
+          <w:sz w:val="24"/>
+          <w:szCs w:val="24"/>
+        </w:rPr>
+        <w:t>.................................................................................................</w:t>
+      </w:r>
+    </w:p>
+    <w:p>
+      <w:pPr>
+        <w:spacing w:before="60" w:after="60"/>
+      </w:pPr>
+      <w:r>
+        <w:rPr>
+          <w:rFonts w:ascii="Garamond" w:eastAsia="Garamond" w:hAnsi="Garamond" w:cs="Garamond"/>
+          <w:color w:val="9CA3AF"/>
+          <w:sz w:val="24"/>
+          <w:szCs w:val="24"/>
+        </w:rPr>
+        <w:t>.................................................................................................................................................................</w:t>
+      </w:r>
+    </w:p>
+    <w:p>
+      <w:pPr>
+        <w:pBdr>
+          <w:bottom w:val="single" w:sz="2" w:space="2" w:color="E5E7EB"/>
+        </w:pBdr>
+        <w:spacing w:before="120" w:after="120"/>
+      </w:pPr>
+    </w:p>
+    <w:p>
+      <w:pPr>
+        <w:pBdr>
+          <w:bottom w:val="single" w:sz="2" w:space="2" w:color="FDE8EC"/>
+        </w:pBdr>
+        <w:spacing w:before="200" w:after="80"/>
+      </w:pPr>
+      <w:r>
+        <w:rPr>
+          <w:rFonts w:ascii="Garamond" w:eastAsia="Garamond" w:hAnsi="Garamond" w:cs="Garamond"/>
+          <w:b/>
+          <w:bCs/>
+          <w:color w:val="E8647A"/>
+          <w:sz w:val="24"/>
+          <w:szCs w:val="24"/>
+        </w:rPr>
+        <w:t>Извършил проверката:</w:t>
+      </w:r>
+    </w:p>
+    <w:p>
+      <w:pPr>
+        <w:spacing w:before="100" w:after="60"/>
+      </w:pPr>
+      <w:r>
+        <w:rPr>
+          <w:rFonts w:ascii="Garamond" w:eastAsia="Garamond" w:hAnsi="Garamond" w:cs="Garamond"/>
+          <w:color w:val="2D3561"/>
+          <w:sz w:val="24"/>
+          <w:szCs w:val="24"/>
+        </w:rPr>
+        <w:t xml:space="preserve">А. Консултант:  </w:t>
+      </w:r>
+      <w:r>
+        <w:rPr>
+          <w:rFonts w:ascii="Garamond" w:eastAsia="Garamond" w:hAnsi="Garamond" w:cs="Garamond"/>
+          <w:color w:val="9CA3AF"/>
+          <w:sz w:val="24"/>
+          <w:szCs w:val="24"/>
+        </w:rPr>
+        <w:t xml:space="preserve">..............................   </w:t>
+      </w:r>
+      <w:r>
+        <w:rPr>
+          <w:rFonts w:ascii="Garamond" w:eastAsia="Garamond" w:hAnsi="Garamond" w:cs="Garamond"/>
+          <w:i/>
+          <w:iCs/>
+          <w:color w:val="6B7280"/>
+          <w:sz w:val="24"/>
+          <w:szCs w:val="24"/>
+        </w:rPr>
+        <w:t>(инж. {{Управител_1и3}})</w:t>
+      </w:r>
+    </w:p>
+    <w:p>
+      <w:pPr>
+        <w:spacing w:before="100" w:after="60"/>
+      </w:pPr>
+      <w:r>
+        <w:rPr>
+          <w:rFonts w:ascii="Garamond" w:eastAsia="Garamond" w:hAnsi="Garamond" w:cs="Garamond"/>
+          <w:color w:val="2D3561"/>
+          <w:sz w:val="24"/>
+          <w:szCs w:val="24"/>
+        </w:rPr>
+        <w:t xml:space="preserve">Техн. ръководител:  </w:t>
+      </w:r>
+      <w:r>
+        <w:rPr>
+          <w:rFonts w:ascii="Garamond" w:eastAsia="Garamond" w:hAnsi="Garamond" w:cs="Garamond"/>
+          <w:color w:val="9CA3AF"/>
+          <w:sz w:val="24"/>
+          <w:szCs w:val="24"/>
+        </w:rPr>
+        <w:t xml:space="preserve">..............................   </w:t>
+      </w:r>
+      <w:r>
+        <w:rPr>
+          <w:rFonts w:ascii="Garamond" w:eastAsia="Garamond" w:hAnsi="Garamond" w:cs="Garamond"/>
+          <w:i/>
+          <w:iCs/>
+          <w:color w:val="6B7280"/>
+          <w:sz w:val="24"/>
+          <w:szCs w:val="24"/>
+        </w:rPr>
+        <w:t>({{ТехРък_1и3}})</w:t>
+      </w:r>
+    </w:p>
+    <w:p>
+      <w:pPr>
+        <w:pBdr>
+          <w:bottom w:val="single" w:sz="2" w:space="2" w:color="FDE8EC"/>
+        </w:pBdr>
+        <w:spacing w:before="200" w:after="80"/>
+      </w:pPr>
+      <w:r>
+        <w:rPr>
+          <w:rFonts w:ascii="Garamond" w:eastAsia="Garamond" w:hAnsi="Garamond" w:cs="Garamond"/>
+          <w:b/>
+          <w:bCs/>
+          <w:color w:val="E8647A"/>
+          <w:sz w:val="24"/>
+          <w:szCs w:val="24"/>
+        </w:rPr>
+        <w:t>Присъствали:</w:t>
+      </w:r>
+    </w:p>
+    <w:p>
+      <w:pPr>
+        <w:spacing w:before="60" w:after="60"/>
+      </w:pPr>
+      <w:r>
+        <w:rPr>
+          <w:rFonts w:ascii="Garamond" w:eastAsia="Garamond" w:hAnsi="Garamond" w:cs="Garamond"/>
+          <w:color w:val="1F2937"/>
+          <w:sz w:val="24"/>
+          <w:szCs w:val="24"/>
+        </w:rPr>
+        <w:t>Б. Проектанти:</w:t>
+      </w:r>
+    </w:p>
+    <w:p>
+      <w:pPr>
+        <w:spacing w:before="100" w:after="60"/>
+        <w:rPr>
+          <w:rFonts w:ascii="Garamond" w:eastAsia="Garamond" w:hAnsi="Garamond" w:cs="Garamond"/>
+          <w:color w:val="6B7280"/>
+          <w:sz w:val="24"/>
+          <w:szCs w:val="24"/>
+        </w:rPr>
+      </w:pPr>
+      <w:r>
+        <w:rPr>
+          <w:rFonts w:ascii="Garamond" w:eastAsia="Garamond" w:hAnsi="Garamond" w:cs="Garamond"/>
+          <w:color w:val="6B7280"/>
+          <w:sz w:val="24"/>
+          <w:szCs w:val="24"/>
+        </w:rPr>
+        <w:t>1. ..............................</w:t>
+      </w:r>
+      <w:r>
+        <w:rPr>
+          <w:rFonts w:ascii="Garamond" w:eastAsia="Garamond" w:hAnsi="Garamond" w:cs="Garamond"/>
+          <w:color w:val="6B7280"/>
+          <w:sz w:val="24"/>
+          <w:szCs w:val="24"/>
+        </w:rPr>
+        <w:t xml:space="preserve">{{ПЖ_Архитектура}} </w:t>
+      </w:r>
+    </w:p>
+    <w:p>
+      <w:pPr>
+        <w:spacing w:before="100" w:after="60"/>
+        <w:rPr>
+          <w:rFonts w:ascii="Garamond" w:eastAsia="Garamond" w:hAnsi="Garamond" w:cs="Garamond"/>
+          <w:color w:val="6B7280"/>
+          <w:sz w:val="24"/>
+          <w:szCs w:val="24"/>
+        </w:rPr>
+      </w:pPr>
+      <w:r>
+        <w:rPr>
+          <w:rFonts w:ascii="Garamond" w:eastAsia="Garamond" w:hAnsi="Garamond" w:cs="Garamond"/>
+          <w:color w:val="6B7280"/>
+          <w:sz w:val="24"/>
+          <w:szCs w:val="24"/>
+        </w:rPr>
+        <w:lastRenderedPageBreak/>
+        <w:t>2. .....................................</w:t>
+      </w:r>
+      <w:r>
+        <w:rPr>
+          <w:rFonts w:ascii="Garamond" w:eastAsia="Garamond" w:hAnsi="Garamond" w:cs="Garamond"/>
+          <w:color w:val="6B7280"/>
+          <w:sz w:val="24"/>
+          <w:szCs w:val="24"/>
+        </w:rPr>
+        <w:t xml:space="preserve"> {{ПЖ_Конструктивна}}</w:t>
+      </w:r>
+    </w:p>
+    <w:p>
+      <w:pPr>
+        <w:spacing w:before="100" w:after="60"/>
+      </w:pPr>
+      <w:r>
+        <w:rPr>
+          <w:rFonts w:ascii="Garamond" w:eastAsia="Garamond" w:hAnsi="Garamond" w:cs="Garamond"/>
+          <w:color w:val="2D3561"/>
+          <w:sz w:val="24"/>
+          <w:szCs w:val="24"/>
+        </w:rPr>
+        <w:t xml:space="preserve">В. Геодезист:  </w:t>
+      </w:r>
+      <w:r>
+        <w:rPr>
+          <w:rFonts w:ascii="Garamond" w:eastAsia="Garamond" w:hAnsi="Garamond" w:cs="Garamond"/>
+          <w:color w:val="9CA3AF"/>
+          <w:sz w:val="24"/>
+          <w:szCs w:val="24"/>
+        </w:rPr>
+        <w:t xml:space="preserve">..............................   </w:t>
+      </w:r>
+      <w:r>
+        <w:rPr>
+          <w:rFonts w:ascii="Garamond" w:eastAsia="Garamond" w:hAnsi="Garamond" w:cs="Garamond"/>
+          <w:i/>
+          <w:iCs/>
+          <w:color w:val="6B7280"/>
+          <w:sz w:val="24"/>
+          <w:szCs w:val="24"/>
+        </w:rPr>
+        <w:t>({{Геодезист_1и3}})</w:t>
+      </w:r>
+    </w:p>
+    <w:p>
+      <w:pPr>
+        <w:pBdr>
+          <w:bottom w:val="single" w:sz="2" w:space="2" w:color="E5E7EB"/>
+        </w:pBdr>
+        <w:spacing w:before="120" w:after="120"/>
+      </w:pPr>
+    </w:p>
+    <w:p>
+      <w:pPr>
+        <w:pBdr>
+          <w:bottom w:val="single" w:sz="2" w:space="2" w:color="FDE8EC"/>
+        </w:pBdr>
+        <w:spacing w:before="200" w:after="80"/>
+      </w:pPr>
+      <w:r>
+        <w:rPr>
+          <w:rFonts w:ascii="Garamond" w:eastAsia="Garamond" w:hAnsi="Garamond" w:cs="Garamond"/>
+          <w:b/>
+          <w:bCs/>
+          <w:color w:val="E8647A"/>
+          <w:sz w:val="24"/>
+          <w:szCs w:val="24"/>
+        </w:rPr>
+        <w:t>4. Проверка при ниво било, кота ________________ м</w:t>
+      </w:r>
+    </w:p>
+    <w:p>
+      <w:pPr>
+        <w:spacing w:before="60" w:after="60"/>
+      </w:pPr>
+      <w:r>
+        <w:rPr>
+          <w:rFonts w:ascii="Garamond" w:eastAsia="Garamond" w:hAnsi="Garamond" w:cs="Garamond"/>
+          <w:color w:val="1F2937"/>
+          <w:sz w:val="24"/>
+          <w:szCs w:val="24"/>
+        </w:rPr>
+        <w:t>Днес, ...................................... г., долуподписаният:</w:t>
+      </w:r>
+    </w:p>
+    <w:p/>
+    <w:p>
+      <w:pPr>
+        <w:spacing w:before="60" w:after="60"/>
+      </w:pPr>
+      <w:r>
+        <w:rPr>
+          <w:rFonts w:ascii="Garamond" w:eastAsia="Garamond" w:hAnsi="Garamond" w:cs="Garamond"/>
+          <w:color w:val="1F2937"/>
+          <w:sz w:val="24"/>
+          <w:szCs w:val="24"/>
+        </w:rPr>
+        <w:t>А. Консултант (строителен надзор): инж. {{Управител_1и3}}, квалифицирано лице от списъка на {{Консултант_Фирма}}</w:t>
+      </w:r>
+    </w:p>
+    <w:p>
+      <w:pPr>
+        <w:spacing w:before="60" w:after="60"/>
+      </w:pPr>
+      <w:r>
+        <w:rPr>
+          <w:rFonts w:ascii="Garamond" w:eastAsia="Garamond" w:hAnsi="Garamond" w:cs="Garamond"/>
+          <w:color w:val="1F2937"/>
+          <w:sz w:val="24"/>
+          <w:szCs w:val="24"/>
+        </w:rPr>
+        <w:t>Технически ръководител: {{Строител_ТехРък}}</w:t>
+      </w:r>
+    </w:p>
+    <w:p>
+      <w:pPr>
+        <w:spacing w:before="60" w:after="60"/>
+      </w:pPr>
+      <w:r>
+        <w:rPr>
+          <w:rFonts w:ascii="Garamond" w:eastAsia="Garamond" w:hAnsi="Garamond" w:cs="Garamond"/>
+          <w:color w:val="1F2937"/>
+          <w:sz w:val="24"/>
+          <w:szCs w:val="24"/>
+        </w:rPr>
+        <w:t>В присъствието на:</w:t>
+      </w:r>
+    </w:p>
+    <w:p>
+      <w:pPr>
+        <w:spacing w:before="60" w:after="60"/>
+      </w:pPr>
+      <w:r>
+        <w:rPr>
+          <w:rFonts w:ascii="Garamond" w:eastAsia="Garamond" w:hAnsi="Garamond" w:cs="Garamond"/>
+          <w:color w:val="1F2937"/>
+          <w:sz w:val="24"/>
+          <w:szCs w:val="24"/>
+        </w:rPr>
+        <w:t>Б. Проектанти:</w:t>
+      </w:r>
+    </w:p>
+    <w:p>
+      <w:pPr>
+        <w:spacing w:before="60" w:after="60"/>
+        <w:rPr>
+          <w:rFonts w:ascii="Garamond" w:eastAsia="Garamond" w:hAnsi="Garamond" w:cs="Garamond"/>
+          <w:color w:val="6B7280"/>
+          <w:sz w:val="24"/>
+          <w:szCs w:val="24"/>
+        </w:rPr>
+      </w:pPr>
+      <w:r>
+        <w:rPr>
+          <w:rFonts w:ascii="Garamond" w:eastAsia="Garamond" w:hAnsi="Garamond" w:cs="Garamond"/>
+          <w:color w:val="6B7280"/>
+          <w:sz w:val="24"/>
+          <w:szCs w:val="24"/>
+        </w:rPr>
+        <w:t>1. по част "Архитектура": {{ПЖ_Архитектура}}</w:t>
+      </w:r>
+    </w:p>
+    <w:p>
+      <w:pPr>
+        <w:spacing w:before="60" w:after="60"/>
+        <w:rPr>
+          <w:rFonts w:ascii="Garamond" w:eastAsia="Garamond" w:hAnsi="Garamond" w:cs="Garamond"/>
+          <w:color w:val="6B7280"/>
+          <w:sz w:val="24"/>
+          <w:szCs w:val="24"/>
+        </w:rPr>
+      </w:pPr>
+      <w:r>
+        <w:rPr>
+          <w:rFonts w:ascii="Garamond" w:eastAsia="Garamond" w:hAnsi="Garamond" w:cs="Garamond"/>
+          <w:color w:val="6B7280"/>
+          <w:sz w:val="24"/>
+          <w:szCs w:val="24"/>
+        </w:rPr>
+        <w:t xml:space="preserve">   2. по част "Конструктивна": {{ПЖ_Конструктивна}}</w:t>
+      </w:r>
+    </w:p>
+    <w:p>
+      <w:pPr>
+        <w:spacing w:before="60" w:after="60"/>
+      </w:pPr>
+      <w:r>
+        <w:rPr>
+          <w:rFonts w:ascii="Garamond" w:eastAsia="Garamond" w:hAnsi="Garamond" w:cs="Garamond"/>
+          <w:color w:val="1F2937"/>
+          <w:sz w:val="24"/>
+          <w:szCs w:val="24"/>
+        </w:rPr>
+        <w:t>В. Техническото правоспособно физическо лице по Геодезия: {{Геодезист}}</w:t>
+      </w:r>
+    </w:p>
+    <w:p/>
+    <w:p>
+      <w:pPr>
+        <w:spacing w:before="60" w:after="60"/>
+      </w:pPr>
+      <w:r>
+        <w:rPr>
+          <w:rFonts w:ascii="Garamond" w:eastAsia="Garamond" w:hAnsi="Garamond" w:cs="Garamond"/>
+          <w:color w:val="1F2937"/>
+          <w:sz w:val="24"/>
+          <w:szCs w:val="24"/>
+        </w:rPr>
+        <w:t xml:space="preserve">след проверка на достигнатото ниво bilo с </w:t>
+      </w:r>
+      <w:r>
+        <w:rPr>
+          <w:rFonts w:ascii="Garamond" w:eastAsia="Garamond" w:hAnsi="Garamond" w:cs="Garamond"/>
+          <w:color w:val="1F2937"/>
+          <w:sz w:val="24"/>
+          <w:szCs w:val="24"/>
+        </w:rPr>
+        <w:t xml:space="preserve">проектна кота {{Кота_Bilo}} </w:t>
+      </w:r>
+      <w:r>
+        <w:rPr>
+          <w:rFonts w:ascii="Garamond" w:eastAsia="Garamond" w:hAnsi="Garamond" w:cs="Garamond"/>
+          <w:color w:val="1F2937"/>
+          <w:sz w:val="24"/>
+          <w:szCs w:val="24"/>
+        </w:rPr>
+        <w:t xml:space="preserve"> установих, че при изпълнението на СМР:</w:t>
+      </w:r>
+    </w:p>
+    <w:p/>
+    <w:p>
+      <w:pPr>
+        <w:spacing w:before="60" w:after="60"/>
+      </w:pPr>
+      <w:r>
+        <w:rPr>
+          <w:rFonts w:ascii="Garamond" w:eastAsia="Garamond" w:hAnsi="Garamond" w:cs="Garamond"/>
+          <w:color w:val="1F2937"/>
+          <w:sz w:val="24"/>
+          <w:szCs w:val="24"/>
+        </w:rPr>
+        <w:t>а) отговарят на предвидените по проект и издадените строителни книжа;</w:t>
+      </w:r>
+    </w:p>
+    <w:p>
+      <w:pPr>
+        <w:spacing w:before="60" w:after="60"/>
+      </w:pPr>
+      <w:r>
+        <w:rPr>
+          <w:rFonts w:ascii="Garamond" w:eastAsia="Garamond" w:hAnsi="Garamond" w:cs="Garamond"/>
+          <w:i/>
+          <w:iCs/>
+          <w:color w:val="6B7280"/>
+          <w:sz w:val="24"/>
+          <w:szCs w:val="24"/>
+        </w:rPr>
+        <w:t>б) не отговарят на одобрения проект, като отклонения са констатирани при:</w:t>
+      </w:r>
+    </w:p>
+    <w:p>
+      <w:pPr>
+        <w:spacing w:before="60" w:after="60"/>
+      </w:pPr>
+      <w:r>
+        <w:rPr>
+          <w:rFonts w:ascii="Garamond" w:eastAsia="Garamond" w:hAnsi="Garamond" w:cs="Garamond"/>
+          <w:color w:val="9CA3AF"/>
+          <w:sz w:val="24"/>
+          <w:szCs w:val="24"/>
+        </w:rPr>
+        <w:t>.................................................................................................................................................................</w:t>
+      </w:r>
+    </w:p>
+    <w:p>
+      <w:pPr>
+        <w:spacing w:before="60" w:after="60"/>
+      </w:pPr>
+      <w:r>
+        <w:rPr>
+          <w:rFonts w:ascii="Garamond" w:eastAsia="Garamond" w:hAnsi="Garamond" w:cs="Garamond"/>
+          <w:i/>
+          <w:iCs/>
+          <w:color w:val="6B7280"/>
+          <w:sz w:val="24"/>
+          <w:szCs w:val="24"/>
+        </w:rPr>
+        <w:t>(описват се подробно констатираните отклонения)</w:t>
+      </w:r>
+    </w:p>
+    <w:p/>
+    <w:p>
+      <w:pPr>
+        <w:spacing w:before="60" w:after="60"/>
+      </w:pPr>
+      <w:r>
+        <w:rPr>
+          <w:rFonts w:ascii="Garamond" w:eastAsia="Garamond" w:hAnsi="Garamond" w:cs="Garamond"/>
+          <w:color w:val="1F2937"/>
+          <w:sz w:val="24"/>
+          <w:szCs w:val="24"/>
+        </w:rPr>
+        <w:t>Предвидените в плана за безопасност и здраве мерки са изпълнени (не са изпълнени):</w:t>
+      </w:r>
+    </w:p>
+    <w:p>
+      <w:pPr>
+        <w:spacing w:before="60" w:after="60"/>
+      </w:pPr>
+      <w:r>
+        <w:rPr>
+          <w:rFonts w:ascii="Garamond" w:eastAsia="Garamond" w:hAnsi="Garamond" w:cs="Garamond"/>
+          <w:color w:val="9CA3AF"/>
+          <w:sz w:val="24"/>
+          <w:szCs w:val="24"/>
+        </w:rPr>
+        <w:t>.................................................................................................................................................................</w:t>
+      </w:r>
+    </w:p>
+    <w:p/>
+    <w:p>
+      <w:pPr>
+        <w:spacing w:before="60" w:after="60"/>
+      </w:pPr>
+      <w:r>
+        <w:rPr>
+          <w:rFonts w:ascii="Garamond" w:eastAsia="Garamond" w:hAnsi="Garamond" w:cs="Garamond"/>
+          <w:color w:val="2D3561"/>
+          <w:sz w:val="24"/>
+          <w:szCs w:val="24"/>
+        </w:rPr>
+        <w:t xml:space="preserve">Разрешавам изпълнението на следващите СМР: </w:t>
+      </w:r>
+      <w:r>
+        <w:rPr>
+          <w:rFonts w:ascii="Garamond" w:eastAsia="Garamond" w:hAnsi="Garamond" w:cs="Garamond"/>
+          <w:color w:val="9CA3AF"/>
+          <w:sz w:val="24"/>
+          <w:szCs w:val="24"/>
+        </w:rPr>
+        <w:t>.................................................................................................</w:t>
+      </w:r>
+    </w:p>
+    <w:p>
+      <w:pPr>
+        <w:spacing w:before="60" w:after="60"/>
+      </w:pPr>
+      <w:r>
+        <w:rPr>
+          <w:rFonts w:ascii="Garamond" w:eastAsia="Garamond" w:hAnsi="Garamond" w:cs="Garamond"/>
+          <w:color w:val="9CA3AF"/>
+          <w:sz w:val="24"/>
+          <w:szCs w:val="24"/>
+        </w:rPr>
+        <w:t>.................................................................................................................................................................</w:t>
+      </w:r>
+    </w:p>
+    <w:p>
+      <w:pPr>
+        <w:pBdr>
+          <w:bottom w:val="single" w:sz="2" w:space="2" w:color="E5E7EB"/>
+        </w:pBdr>
+        <w:spacing w:before="120" w:after="120"/>
+      </w:pPr>
+    </w:p>
+    <w:p>
+      <w:pPr>
+        <w:pBdr>
+          <w:bottom w:val="single" w:sz="2" w:space="2" w:color="FDE8EC"/>
+        </w:pBdr>
+        <w:spacing w:before="200" w:after="80"/>
+      </w:pPr>
+      <w:r>
+        <w:rPr>
+          <w:rFonts w:ascii="Garamond" w:eastAsia="Garamond" w:hAnsi="Garamond" w:cs="Garamond"/>
+          <w:b/>
+          <w:bCs/>
+          <w:color w:val="E8647A"/>
+          <w:sz w:val="24"/>
+          <w:szCs w:val="24"/>
+        </w:rPr>
+        <w:t>Извършил проверката:</w:t>
+      </w:r>
+    </w:p>
+    <w:p>
+      <w:pPr>
+        <w:spacing w:before="100" w:after="60"/>
+      </w:pPr>
+      <w:r>
+        <w:rPr>
+          <w:rFonts w:ascii="Garamond" w:eastAsia="Garamond" w:hAnsi="Garamond" w:cs="Garamond"/>
+          <w:color w:val="2D3561"/>
+          <w:sz w:val="24"/>
+          <w:szCs w:val="24"/>
+        </w:rPr>
+        <w:t xml:space="preserve">А. Консултант:  </w:t>
+      </w:r>
+      <w:r>
+        <w:rPr>
+          <w:rFonts w:ascii="Garamond" w:eastAsia="Garamond" w:hAnsi="Garamond" w:cs="Garamond"/>
+          <w:color w:val="9CA3AF"/>
+          <w:sz w:val="24"/>
+          <w:szCs w:val="24"/>
+        </w:rPr>
+        <w:t xml:space="preserve">..............................   </w:t>
+      </w:r>
+      <w:r>
+        <w:rPr>
+          <w:rFonts w:ascii="Garamond" w:eastAsia="Garamond" w:hAnsi="Garamond" w:cs="Garamond"/>
+          <w:i/>
+          <w:iCs/>
+          <w:color w:val="6B7280"/>
+          <w:sz w:val="24"/>
+          <w:szCs w:val="24"/>
+        </w:rPr>
+        <w:t>(инж. {{Управител_1и3}})</w:t>
+      </w:r>
+    </w:p>
+    <w:p>
+      <w:pPr>
+        <w:spacing w:before="100" w:after="60"/>
+        <w:rPr>
+          <w:rFonts w:ascii="Garamond" w:eastAsia="Garamond" w:hAnsi="Garamond" w:cs="Garamond"/>
+          <w:color w:val="2D3561"/>
+          <w:sz w:val="24"/>
+          <w:szCs w:val="24"/>
+        </w:rPr>
+      </w:pPr>
+    </w:p>
+    <w:p>
+      <w:pPr>
+        <w:spacing w:before="100" w:after="60"/>
+      </w:pPr>
+      <w:r>
+        <w:rPr>
+          <w:rFonts w:ascii="Garamond" w:eastAsia="Garamond" w:hAnsi="Garamond" w:cs="Garamond"/>
+          <w:color w:val="2D3561"/>
+          <w:sz w:val="24"/>
+          <w:szCs w:val="24"/>
+        </w:rPr>
+        <w:t xml:space="preserve">Техн. ръководител:  </w:t>
+      </w:r>
+      <w:r>
+        <w:rPr>
+          <w:rFonts w:ascii="Garamond" w:eastAsia="Garamond" w:hAnsi="Garamond" w:cs="Garamond"/>
+          <w:color w:val="9CA3AF"/>
+          <w:sz w:val="24"/>
+          <w:szCs w:val="24"/>
+        </w:rPr>
+        <w:t xml:space="preserve">..............................   </w:t>
+      </w:r>
+      <w:r>
+        <w:rPr>
+          <w:rFonts w:ascii="Garamond" w:eastAsia="Garamond" w:hAnsi="Garamond" w:cs="Garamond"/>
+          <w:i/>
+          <w:iCs/>
+          <w:color w:val="6B7280"/>
+          <w:sz w:val="24"/>
+          <w:szCs w:val="24"/>
+        </w:rPr>
+        <w:t>({{ТехРък_1и3}})</w:t>
+      </w:r>
+    </w:p>
+    <w:p>
+      <w:pPr>
+        <w:pBdr>
+          <w:bottom w:val="single" w:sz="2" w:space="2" w:color="FDE8EC"/>
+        </w:pBdr>
+        <w:spacing w:before="200" w:after="80"/>
+      </w:pPr>
+      <w:r>
+        <w:rPr>
+          <w:rFonts w:ascii="Garamond" w:eastAsia="Garamond" w:hAnsi="Garamond" w:cs="Garamond"/>
+          <w:b/>
+          <w:bCs/>
+          <w:color w:val="E8647A"/>
+          <w:sz w:val="24"/>
+          <w:szCs w:val="24"/>
+        </w:rPr>
+        <w:t>Присъствали:</w:t>
+      </w:r>
+    </w:p>
+    <w:p>
+      <w:pPr>
+        <w:spacing w:before="60" w:after="60"/>
+      </w:pPr>
+      <w:r>
+        <w:rPr>
+          <w:rFonts w:ascii="Garamond" w:eastAsia="Garamond" w:hAnsi="Garamond" w:cs="Garamond"/>
+          <w:color w:val="1F2937"/>
+          <w:sz w:val="24"/>
+          <w:szCs w:val="24"/>
+        </w:rPr>
+        <w:t>Б. Проектанти:</w:t>
+      </w:r>
+    </w:p>
+    <w:p>
+      <w:pPr>
+        <w:spacing w:before="100" w:after="60"/>
+        <w:rPr>
+          <w:rFonts w:ascii="Garamond" w:eastAsia="Garamond" w:hAnsi="Garamond" w:cs="Garamond"/>
+          <w:color w:val="6B7280"/>
+          <w:sz w:val="24"/>
+          <w:szCs w:val="24"/>
+        </w:rPr>
+      </w:pPr>
+      <w:r>
+        <w:rPr>
+          <w:rFonts w:ascii="Garamond" w:eastAsia="Garamond" w:hAnsi="Garamond" w:cs="Garamond"/>
+          <w:color w:val="6B7280"/>
+          <w:sz w:val="24"/>
+          <w:szCs w:val="24"/>
+        </w:rPr>
+        <w:t>1. ..............................</w:t>
+      </w:r>
+      <w:r>
+        <w:rPr>
+          <w:rFonts w:ascii="Garamond" w:eastAsia="Garamond" w:hAnsi="Garamond" w:cs="Garamond"/>
+          <w:color w:val="6B7280"/>
+          <w:sz w:val="24"/>
+          <w:szCs w:val="24"/>
+        </w:rPr>
+        <w:t xml:space="preserve">{{ПЖ_Архитектура}} </w:t>
+      </w:r>
+    </w:p>
+    <w:p>
+      <w:pPr>
+        <w:spacing w:before="100" w:after="60"/>
+        <w:rPr>
+          <w:rFonts w:ascii="Garamond" w:eastAsia="Garamond" w:hAnsi="Garamond" w:cs="Garamond"/>
+          <w:color w:val="6B7280"/>
+          <w:sz w:val="24"/>
+          <w:szCs w:val="24"/>
+        </w:rPr>
+      </w:pPr>
+    </w:p>
+    <w:p>
+      <w:pPr>
+        <w:spacing w:before="100" w:after="60"/>
+        <w:rPr>
+          <w:rFonts w:ascii="Garamond" w:eastAsia="Garamond" w:hAnsi="Garamond" w:cs="Garamond"/>
+          <w:color w:val="6B7280"/>
+          <w:sz w:val="24"/>
+          <w:szCs w:val="24"/>
+        </w:rPr>
+      </w:pPr>
+      <w:r>
+        <w:rPr>
+          <w:rFonts w:ascii="Garamond" w:eastAsia="Garamond" w:hAnsi="Garamond" w:cs="Garamond"/>
+          <w:color w:val="6B7280"/>
+          <w:sz w:val="24"/>
+          <w:szCs w:val="24"/>
+        </w:rPr>
+        <w:t>2. .....................................</w:t>
+      </w:r>
+      <w:r>
+        <w:rPr>
+          <w:rFonts w:ascii="Garamond" w:eastAsia="Garamond" w:hAnsi="Garamond" w:cs="Garamond"/>
+          <w:color w:val="6B7280"/>
+          <w:sz w:val="24"/>
+          <w:szCs w:val="24"/>
+        </w:rPr>
+        <w:t xml:space="preserve"> {{ПЖ_Конструктивна}}</w:t>
+      </w:r>
+    </w:p>
+    <w:p>
+      <w:pPr>
+        <w:spacing w:before="100" w:after="60"/>
+        <w:rPr>
+          <w:rFonts w:ascii="Garamond" w:eastAsia="Garamond" w:hAnsi="Garamond" w:cs="Garamond"/>
+          <w:color w:val="2D3561"/>
+          <w:sz w:val="24"/>
+          <w:szCs w:val="24"/>
+        </w:rPr>
+      </w:pPr>
+    </w:p>
+    <w:p>
+      <w:pPr>
+        <w:spacing w:before="100" w:after="60"/>
+      </w:pPr>
+      <w:r>
+        <w:rPr>
+          <w:rFonts w:ascii="Garamond" w:eastAsia="Garamond" w:hAnsi="Garamond" w:cs="Garamond"/>
+          <w:color w:val="2D3561"/>
+          <w:sz w:val="24"/>
+          <w:szCs w:val="24"/>
+        </w:rPr>
+        <w:t xml:space="preserve">В. Геодезист:  </w:t>
+      </w:r>
+      <w:r>
+        <w:rPr>
+          <w:rFonts w:ascii="Garamond" w:eastAsia="Garamond" w:hAnsi="Garamond" w:cs="Garamond"/>
+          <w:color w:val="9CA3AF"/>
+          <w:sz w:val="24"/>
+          <w:szCs w:val="24"/>
+        </w:rPr>
+        <w:t xml:space="preserve">..............................   </w:t>
+      </w:r>
+      <w:r>
+        <w:rPr>
+          <w:rFonts w:ascii="Garamond" w:eastAsia="Garamond" w:hAnsi="Garamond" w:cs="Garamond"/>
+          <w:i/>
+          <w:iCs/>
+          <w:color w:val="6B7280"/>
+          <w:sz w:val="24"/>
+          <w:szCs w:val="24"/>
+        </w:rPr>
+        <w:t>({{Геодезист_1и3}})</w:t>
+      </w:r>
+    </w:p>
+    <w:p>
+      <w:pPr>
+        <w:pBdr>
+          <w:bottom w:val="single" w:sz="2" w:space="2" w:color="E5E7EB"/>
+        </w:pBdr>
+        <w:spacing w:before="120" w:after="120"/>
+      </w:pPr>
     </w:p>
     <w:sectPr>
       <w:headerReference w:type="default" r:id="rId7"/>
       <w:footerReference w:type="default" r:id="rId8"/>
       <w:pgSz w:w="11906" w:h="16838"/>
-      <w:pgMar w:top="1134" w:right="1134" w:bottom="1134" w:left="1701" w:header="708" w:footer="708" w:gutter="0"/>
+      <w:pgMar w:top="1134" w:right="566" w:bottom="1134" w:left="1701" w:header="708" w:footer="708" w:gutter="0"/>
       <w:cols w:space="708"/>
       <w:docGrid w:linePitch="360"/>
     </w:sectPr>
@@ -1602,7 +4076,7 @@
         <w:sz w:val="18"/>
         <w:szCs w:val="18"/>
       </w:rPr>
-      <w:t>2</w:t>
+      <w:t>6</w:t>
     </w:r>
     <w:r>
       <w:rPr>
@@ -1745,11 +4219,129 @@
       </w:pPr>
     </w:lvl>
   </w:abstractNum>
+  <w:abstractNum w:abstractNumId="1" w15:restartNumberingAfterBreak="0">
+    <w:nsid w:val="3E200F9B"/>
+    <w:multiLevelType w:val="hybridMultilevel"/>
+    <w:tmpl w:val="6D3E645C"/>
+    <w:lvl w:ilvl="0" w:tplc="2006074C">
+      <w:start w:val="2"/>
+      <w:numFmt w:val="bullet"/>
+      <w:lvlText w:val="-"/>
+      <w:lvlJc w:val="left"/>
+      <w:pPr>
+        <w:ind w:left="720" w:hanging="360"/>
+      </w:pPr>
+      <w:rPr>
+        <w:rFonts w:ascii="Times New Roman" w:eastAsia="Times New Roman" w:hAnsi="Times New Roman" w:cs="Times New Roman" w:hint="default"/>
+        <w:color w:val="auto"/>
+        <w:sz w:val="20"/>
+      </w:rPr>
+    </w:lvl>
+    <w:lvl w:ilvl="1" w:tplc="04020003" w:tentative="1">
+      <w:start w:val="1"/>
+      <w:numFmt w:val="bullet"/>
+      <w:lvlText w:val="o"/>
+      <w:lvlJc w:val="left"/>
+      <w:pPr>
+        <w:ind w:left="1440" w:hanging="360"/>
+      </w:pPr>
+      <w:rPr>
+        <w:rFonts w:ascii="Courier New" w:hAnsi="Courier New" w:cs="Courier New" w:hint="default"/>
+      </w:rPr>
+    </w:lvl>
+    <w:lvl w:ilvl="2" w:tplc="04020005" w:tentative="1">
+      <w:start w:val="1"/>
+      <w:numFmt w:val="bullet"/>
+      <w:lvlText w:val=""/>
+      <w:lvlJc w:val="left"/>
+      <w:pPr>
+        <w:ind w:left="2160" w:hanging="360"/>
+      </w:pPr>
+      <w:rPr>
+        <w:rFonts w:ascii="Wingdings" w:hAnsi="Wingdings" w:hint="default"/>
+      </w:rPr>
+    </w:lvl>
+    <w:lvl w:ilvl="3" w:tplc="04020001" w:tentative="1">
+      <w:start w:val="1"/>
+      <w:numFmt w:val="bullet"/>
+      <w:lvlText w:val=""/>
+      <w:lvlJc w:val="left"/>
+      <w:pPr>
+        <w:ind w:left="2880" w:hanging="360"/>
+      </w:pPr>
+      <w:rPr>
+        <w:rFonts w:ascii="Symbol" w:hAnsi="Symbol" w:hint="default"/>
+      </w:rPr>
+    </w:lvl>
+    <w:lvl w:ilvl="4" w:tplc="04020003" w:tentative="1">
+      <w:start w:val="1"/>
+      <w:numFmt w:val="bullet"/>
+      <w:lvlText w:val="o"/>
+      <w:lvlJc w:val="left"/>
+      <w:pPr>
+        <w:ind w:left="3600" w:hanging="360"/>
+      </w:pPr>
+      <w:rPr>
+        <w:rFonts w:ascii="Courier New" w:hAnsi="Courier New" w:cs="Courier New" w:hint="default"/>
+      </w:rPr>
+    </w:lvl>
+    <w:lvl w:ilvl="5" w:tplc="04020005" w:tentative="1">
+      <w:start w:val="1"/>
+      <w:numFmt w:val="bullet"/>
+      <w:lvlText w:val=""/>
+      <w:lvlJc w:val="left"/>
+      <w:pPr>
+        <w:ind w:left="4320" w:hanging="360"/>
+      </w:pPr>
+      <w:rPr>
+        <w:rFonts w:ascii="Wingdings" w:hAnsi="Wingdings" w:hint="default"/>
+      </w:rPr>
+    </w:lvl>
+    <w:lvl w:ilvl="6" w:tplc="04020001" w:tentative="1">
+      <w:start w:val="1"/>
+      <w:numFmt w:val="bullet"/>
+      <w:lvlText w:val=""/>
+      <w:lvlJc w:val="left"/>
+      <w:pPr>
+        <w:ind w:left="5040" w:hanging="360"/>
+      </w:pPr>
+      <w:rPr>
+        <w:rFonts w:ascii="Symbol" w:hAnsi="Symbol" w:hint="default"/>
+      </w:rPr>
+    </w:lvl>
+    <w:lvl w:ilvl="7" w:tplc="04020003" w:tentative="1">
+      <w:start w:val="1"/>
+      <w:numFmt w:val="bullet"/>
+      <w:lvlText w:val="o"/>
+      <w:lvlJc w:val="left"/>
+      <w:pPr>
+        <w:ind w:left="5760" w:hanging="360"/>
+      </w:pPr>
+      <w:rPr>
+        <w:rFonts w:ascii="Courier New" w:hAnsi="Courier New" w:cs="Courier New" w:hint="default"/>
+      </w:rPr>
+    </w:lvl>
+    <w:lvl w:ilvl="8" w:tplc="04020005" w:tentative="1">
+      <w:start w:val="1"/>
+      <w:numFmt w:val="bullet"/>
+      <w:lvlText w:val=""/>
+      <w:lvlJc w:val="left"/>
+      <w:pPr>
+        <w:ind w:left="6480" w:hanging="360"/>
+      </w:pPr>
+      <w:rPr>
+        <w:rFonts w:ascii="Wingdings" w:hAnsi="Wingdings" w:hint="default"/>
+      </w:rPr>
+    </w:lvl>
+  </w:abstractNum>
   <w:num w:numId="1">
     <w:abstractNumId w:val="0"/>
     <w:lvlOverride w:ilvl="0">
       <w:startOverride w:val="1"/>
     </w:lvlOverride>
+  </w:num>
+  <w:num w:numId="2">
+    <w:abstractNumId w:val="1"/>
   </w:num>
 </w:numbering>
 </file>
@@ -2141,6 +4733,7 @@
   <w:style w:type="paragraph" w:default="1" w:styleId="Normal">
     <w:name w:val="Normal"/>
     <w:qFormat/>
+    <w:rsid w:val="00C85792"/>
   </w:style>
   <w:style w:type="paragraph" w:styleId="Heading1">
     <w:name w:val="heading 1"/>

--- a/templates/Protokol_2_Template.docx
+++ b/templates/Protokol_2_Template.docx
@@ -3066,7 +3066,7 @@
           <w:sz w:val="24"/>
           <w:szCs w:val="24"/>
         </w:rPr>
-        <w:t xml:space="preserve"> установих, че при изпълнението на СМР:</w:t>
+        <w:t>установих, че при изпълнението на СМР:</w:t>
       </w:r>
     </w:p>
     <w:p/>
@@ -3600,7 +3600,7 @@
           <w:sz w:val="24"/>
           <w:szCs w:val="24"/>
         </w:rPr>
-        <w:t xml:space="preserve"> установих, че при изпълнението на СМР:</w:t>
+        <w:t>установих, че при изпълнението на СМР:</w:t>
       </w:r>
     </w:p>
     <w:p/>

--- a/templates/Protokol_2_Template.docx
+++ b/templates/Protokol_2_Template.docx
@@ -1044,7 +1044,7 @@
           <w:sz w:val="24"/>
           <w:szCs w:val="24"/>
         </w:rPr>
-        <w:t xml:space="preserve">Б.:  </w:t>
+        <w:t>Б.:  ..............................   ({{Възложател_Подписва_Редове}})</w:t>
       </w:r>
       <w:r>
         <w:rPr>
@@ -1053,7 +1053,6 @@
           <w:sz w:val="24"/>
           <w:szCs w:val="24"/>
         </w:rPr>
-        <w:t xml:space="preserve">..............................   </w:t>
       </w:r>
       <w:r>
         <w:rPr>
@@ -1064,7 +1063,6 @@
           <w:sz w:val="24"/>
           <w:szCs w:val="24"/>
         </w:rPr>
-        <w:t>({{Възложител_1и3}})</w:t>
       </w:r>
     </w:p>
     <w:p>
@@ -1563,7 +1561,7 @@
           <w:sz w:val="24"/>
           <w:szCs w:val="24"/>
         </w:rPr>
-        <w:t xml:space="preserve">Б.:  </w:t>
+        <w:t>Б.:  ..............................   ({{Възложател_Подписва_Редове}})</w:t>
       </w:r>
       <w:r>
         <w:rPr>
@@ -1572,7 +1570,6 @@
           <w:sz w:val="24"/>
           <w:szCs w:val="24"/>
         </w:rPr>
-        <w:t xml:space="preserve">..............................   </w:t>
       </w:r>
       <w:r>
         <w:rPr>
@@ -1583,7 +1580,6 @@
           <w:sz w:val="24"/>
           <w:szCs w:val="24"/>
         </w:rPr>
-        <w:t>({{Възложител_1и3}})</w:t>
       </w:r>
     </w:p>
     <w:p>

--- a/templates/Protokol_2_Template.docx
+++ b/templates/Protokol_2_Template.docx
@@ -969,7 +969,7 @@
           <w:sz w:val="24"/>
           <w:szCs w:val="24"/>
         </w:rPr>
-        <w:t>(инж. {{Управител_1и3}})</w:t>
+        <w:t>({{Управител_1и3}})</w:t>
       </w:r>
     </w:p>
     <w:p>
@@ -1486,7 +1486,7 @@
           <w:sz w:val="24"/>
           <w:szCs w:val="24"/>
         </w:rPr>
-        <w:t>(инж. {{Управител_1и3}})</w:t>
+        <w:t>({{Управител_1и3}})</w:t>
       </w:r>
     </w:p>
     <w:p>
@@ -1647,7 +1647,7 @@
           <w:sz w:val="24"/>
           <w:szCs w:val="24"/>
         </w:rPr>
-        <w:t>(инж. {{Геодезист_1и3}})</w:t>
+        <w:t>({{Геодезист_1и3}})</w:t>
       </w:r>
     </w:p>
     <w:p>
@@ -1791,7 +1791,7 @@
           <w:sz w:val="24"/>
           <w:szCs w:val="24"/>
         </w:rPr>
-        <w:t>А. Консултант (строителен надзор): инж. {{Управител_1и3}}, квалифицирано лице от списъка на {{Консултант_Фирма}}</w:t>
+        <w:t>А. Консултант (строителен надзор): {{Управител_1и3}}, квалифицирано лице от списъка на {{Консултант_Фирма}}</w:t>
       </w:r>
     </w:p>
     <w:p>
@@ -2122,7 +2122,7 @@
           <w:sz w:val="24"/>
           <w:szCs w:val="24"/>
         </w:rPr>
-        <w:t>(инж. {{Управител_1и3}})</w:t>
+        <w:t>({{Управител_1и3}})</w:t>
       </w:r>
     </w:p>
     <w:p>
@@ -2395,7 +2395,7 @@
           <w:sz w:val="24"/>
           <w:szCs w:val="24"/>
         </w:rPr>
-        <w:t>А. Консултант (строителен надзор): инж. {{Управител_1и3}}, квалифицирано лице от списъка на {{Консултант_Фирма}}</w:t>
+        <w:t>А. Консултант (строителен надзор): {{Управител_1и3}}, квалифицирано лице от списъка на {{Консултант_Фирма}}</w:t>
       </w:r>
     </w:p>
     <w:p>
@@ -2695,7 +2695,7 @@
           <w:sz w:val="24"/>
           <w:szCs w:val="24"/>
         </w:rPr>
-        <w:t>(инж. {{Управител_1и3}})</w:t>
+        <w:t>({{Управител_1и3}})</w:t>
       </w:r>
     </w:p>
     <w:p>
@@ -2933,7 +2933,7 @@
           <w:sz w:val="24"/>
           <w:szCs w:val="24"/>
         </w:rPr>
-        <w:t>А. Консултант (строителен надзор): инж. {{Управител_1и3}}, квалифицирано лице от списъка на {{Консултант_Фирма}}</w:t>
+        <w:t>А. Консултант (строителен надзор): {{Управител_1и3}}, квалифицирано лице от списъка на {{Консултант_Фирма}}</w:t>
       </w:r>
     </w:p>
     <w:p>
@@ -3251,7 +3251,7 @@
           <w:sz w:val="24"/>
           <w:szCs w:val="24"/>
         </w:rPr>
-        <w:t>(инж. {{Управител_1и3}})</w:t>
+        <w:t>({{Управител_1и3}})</w:t>
       </w:r>
     </w:p>
     <w:p>
@@ -3467,7 +3467,7 @@
           <w:sz w:val="24"/>
           <w:szCs w:val="24"/>
         </w:rPr>
-        <w:t>А. Консултант (строителен надзор): инж. {{Управител_1и3}}, квалифицирано лице от списъка на {{Консултант_Фирма}}</w:t>
+        <w:t>А. Консултант (строителен надзор): {{Управител_1и3}}, квалифицирано лице от списъка на {{Консултант_Фирма}}</w:t>
       </w:r>
     </w:p>
     <w:p>
@@ -3785,7 +3785,7 @@
           <w:sz w:val="24"/>
           <w:szCs w:val="24"/>
         </w:rPr>
-        <w:t>(инж. {{Управител_1и3}})</w:t>
+        <w:t>({{Управител_1и3}})</w:t>
       </w:r>
     </w:p>
     <w:p>
